--- a/reports/projects/4.1.1_Report.docx
+++ b/reports/projects/4.1.1_Report.docx
@@ -394,7 +394,7 @@
                 <w:sz w:val="20"/>
                 <w:szCs w:val="20"/>
               </w:rPr>
-              <w:t xml:space="preserve">KPI Metric</w:t>
+              <w:t xml:space="preserve">KPI Current</w:t>
             </w:r>
           </w:p>
         </w:tc>
@@ -464,7 +464,147 @@
                 <w:sz w:val="20"/>
                 <w:szCs w:val="20"/>
               </w:rPr>
-              <w:t xml:space="preserve">25-26 Goal</w:t>
+              <w:t xml:space="preserve">2030 Goal</w:t>
+            </w:r>
+          </w:p>
+        </w:tc>
+        <w:tc>
+          <w:tcPr>
+            <w:tcW w:type="dxa" w:w="7200"/>
+            <w:tcBorders>
+              <w:top w:val="single" w:color="CCCCCC" w:sz="1"/>
+              <w:left w:val="single" w:color="CCCCCC" w:sz="1"/>
+              <w:bottom w:val="single" w:color="CCCCCC" w:sz="1"/>
+              <w:right w:val="single" w:color="CCCCCC" w:sz="1"/>
+            </w:tcBorders>
+            <w:shd w:fill="FFFFFF" w:val="clear"/>
+            <w:tcMar>
+              <w:top w:type="dxa" w:w="60"/>
+              <w:left w:type="dxa" w:w="100"/>
+              <w:bottom w:type="dxa" w:w="60"/>
+              <w:right w:type="dxa" w:w="100"/>
+            </w:tcMar>
+          </w:tcPr>
+          <w:p>
+            <w:pPr>
+              <w:jc w:val="left"/>
+            </w:pPr>
+            <w:r>
+              <w:rPr>
+                <w:rFonts w:ascii="Cambria" w:cs="Cambria" w:eastAsia="Cambria" w:hAnsi="Cambria"/>
+                <w:b w:val="false"/>
+                <w:bCs w:val="false"/>
+                <w:color w:val="0A2240"/>
+                <w:sz w:val="20"/>
+                <w:szCs w:val="20"/>
+              </w:rPr>
+              <w:t xml:space="preserve">5</w:t>
+            </w:r>
+          </w:p>
+        </w:tc>
+      </w:tr>
+      <w:tr>
+        <w:tc>
+          <w:tcPr>
+            <w:tcW w:type="dxa" w:w="3600"/>
+            <w:tcBorders>
+              <w:top w:val="single" w:color="CCCCCC" w:sz="1"/>
+              <w:left w:val="single" w:color="CCCCCC" w:sz="1"/>
+              <w:bottom w:val="single" w:color="CCCCCC" w:sz="1"/>
+              <w:right w:val="single" w:color="CCCCCC" w:sz="1"/>
+            </w:tcBorders>
+            <w:shd w:fill="F0F0F0" w:val="clear"/>
+            <w:tcMar>
+              <w:top w:type="dxa" w:w="60"/>
+              <w:left w:type="dxa" w:w="100"/>
+              <w:bottom w:type="dxa" w:w="60"/>
+              <w:right w:type="dxa" w:w="100"/>
+            </w:tcMar>
+          </w:tcPr>
+          <w:p>
+            <w:pPr>
+              <w:jc w:val="left"/>
+            </w:pPr>
+            <w:r>
+              <w:rPr>
+                <w:rFonts w:ascii="Cambria" w:cs="Cambria" w:eastAsia="Cambria" w:hAnsi="Cambria"/>
+                <w:b/>
+                <w:bCs/>
+                <w:color w:val="163A5F"/>
+                <w:sz w:val="20"/>
+                <w:szCs w:val="20"/>
+              </w:rPr>
+              <w:t xml:space="preserve">2030 Stretch</w:t>
+            </w:r>
+          </w:p>
+        </w:tc>
+        <w:tc>
+          <w:tcPr>
+            <w:tcW w:type="dxa" w:w="7200"/>
+            <w:tcBorders>
+              <w:top w:val="single" w:color="CCCCCC" w:sz="1"/>
+              <w:left w:val="single" w:color="CCCCCC" w:sz="1"/>
+              <w:bottom w:val="single" w:color="CCCCCC" w:sz="1"/>
+              <w:right w:val="single" w:color="CCCCCC" w:sz="1"/>
+            </w:tcBorders>
+            <w:shd w:fill="F0F0F0" w:val="clear"/>
+            <w:tcMar>
+              <w:top w:type="dxa" w:w="60"/>
+              <w:left w:type="dxa" w:w="100"/>
+              <w:bottom w:type="dxa" w:w="60"/>
+              <w:right w:type="dxa" w:w="100"/>
+            </w:tcMar>
+          </w:tcPr>
+          <w:p>
+            <w:pPr>
+              <w:jc w:val="left"/>
+            </w:pPr>
+            <w:r>
+              <w:rPr>
+                <w:rFonts w:ascii="Cambria" w:cs="Cambria" w:eastAsia="Cambria" w:hAnsi="Cambria"/>
+                <w:b w:val="false"/>
+                <w:bCs w:val="false"/>
+                <w:color w:val="C9A84C"/>
+                <w:sz w:val="20"/>
+                <w:szCs w:val="20"/>
+              </w:rPr>
+              <w:t xml:space="preserve">8</w:t>
+            </w:r>
+          </w:p>
+        </w:tc>
+      </w:tr>
+      <w:tr>
+        <w:tc>
+          <w:tcPr>
+            <w:tcW w:type="dxa" w:w="3600"/>
+            <w:tcBorders>
+              <w:top w:val="single" w:color="CCCCCC" w:sz="1"/>
+              <w:left w:val="single" w:color="CCCCCC" w:sz="1"/>
+              <w:bottom w:val="single" w:color="CCCCCC" w:sz="1"/>
+              <w:right w:val="single" w:color="CCCCCC" w:sz="1"/>
+            </w:tcBorders>
+            <w:shd w:fill="FFFFFF" w:val="clear"/>
+            <w:tcMar>
+              <w:top w:type="dxa" w:w="60"/>
+              <w:left w:type="dxa" w:w="100"/>
+              <w:bottom w:type="dxa" w:w="60"/>
+              <w:right w:type="dxa" w:w="100"/>
+            </w:tcMar>
+          </w:tcPr>
+          <w:p>
+            <w:pPr>
+              <w:jc w:val="left"/>
+            </w:pPr>
+            <w:r>
+              <w:rPr>
+                <w:rFonts w:ascii="Cambria" w:cs="Cambria" w:eastAsia="Cambria" w:hAnsi="Cambria"/>
+                <w:b/>
+                <w:bCs/>
+                <w:color w:val="163A5F"/>
+                <w:sz w:val="20"/>
+                <w:szCs w:val="20"/>
+              </w:rPr>
+              <w:t xml:space="preserve">25-26</w:t>
             </w:r>
           </w:p>
         </w:tc>
@@ -498,7 +638,7 @@
                 <w:sz w:val="20"/>
                 <w:szCs w:val="20"/>
               </w:rPr>
-              <w:t xml:space="preserve">1</w:t>
+              <w:t xml:space="preserve">2/1</w:t>
             </w:r>
           </w:p>
         </w:tc>
@@ -534,7 +674,7 @@
                 <w:sz w:val="20"/>
                 <w:szCs w:val="20"/>
               </w:rPr>
-              <w:t xml:space="preserve">25-26 Stretch</w:t>
+              <w:t xml:space="preserve">26-27</w:t>
             </w:r>
           </w:p>
         </w:tc>
@@ -564,11 +704,11 @@
                 <w:rFonts w:ascii="Cambria" w:cs="Cambria" w:eastAsia="Cambria" w:hAnsi="Cambria"/>
                 <w:b w:val="false"/>
                 <w:bCs w:val="false"/>
-                <w:color w:val="C9A84C"/>
-                <w:sz w:val="20"/>
-                <w:szCs w:val="20"/>
-              </w:rPr>
-              <w:t xml:space="preserve">2</w:t>
+                <w:color w:val="333333"/>
+                <w:sz w:val="20"/>
+                <w:szCs w:val="20"/>
+              </w:rPr>
+              <w:t xml:space="preserve">2/2</w:t>
             </w:r>
           </w:p>
         </w:tc>
@@ -604,7 +744,7 @@
                 <w:sz w:val="20"/>
                 <w:szCs w:val="20"/>
               </w:rPr>
-              <w:t xml:space="preserve">26-27 Goal</w:t>
+              <w:t xml:space="preserve">27-28</w:t>
             </w:r>
           </w:p>
         </w:tc>
@@ -638,7 +778,7 @@
                 <w:sz w:val="20"/>
                 <w:szCs w:val="20"/>
               </w:rPr>
-              <w:t xml:space="preserve">2</w:t>
+              <w:t xml:space="preserve">2/3</w:t>
             </w:r>
           </w:p>
         </w:tc>
@@ -674,7 +814,7 @@
                 <w:sz w:val="20"/>
                 <w:szCs w:val="20"/>
               </w:rPr>
-              <w:t xml:space="preserve">27-28 Goal</w:t>
+              <w:t xml:space="preserve">28-29</w:t>
             </w:r>
           </w:p>
         </w:tc>
@@ -708,7 +848,7 @@
                 <w:sz w:val="20"/>
                 <w:szCs w:val="20"/>
               </w:rPr>
-              <w:t xml:space="preserve">3</w:t>
+              <w:t xml:space="preserve">2/4</w:t>
             </w:r>
           </w:p>
         </w:tc>
@@ -744,7 +884,7 @@
                 <w:sz w:val="20"/>
                 <w:szCs w:val="20"/>
               </w:rPr>
-              <w:t xml:space="preserve">28-29 Goal</w:t>
+              <w:t xml:space="preserve">29-30</w:t>
             </w:r>
           </w:p>
         </w:tc>
@@ -778,77 +918,7 @@
                 <w:sz w:val="20"/>
                 <w:szCs w:val="20"/>
               </w:rPr>
-              <w:t xml:space="preserve">4</w:t>
-            </w:r>
-          </w:p>
-        </w:tc>
-      </w:tr>
-      <w:tr>
-        <w:tc>
-          <w:tcPr>
-            <w:tcW w:type="dxa" w:w="3600"/>
-            <w:tcBorders>
-              <w:top w:val="single" w:color="CCCCCC" w:sz="1"/>
-              <w:left w:val="single" w:color="CCCCCC" w:sz="1"/>
-              <w:bottom w:val="single" w:color="CCCCCC" w:sz="1"/>
-              <w:right w:val="single" w:color="CCCCCC" w:sz="1"/>
-            </w:tcBorders>
-            <w:shd w:fill="F0F0F0" w:val="clear"/>
-            <w:tcMar>
-              <w:top w:type="dxa" w:w="60"/>
-              <w:left w:type="dxa" w:w="100"/>
-              <w:bottom w:type="dxa" w:w="60"/>
-              <w:right w:type="dxa" w:w="100"/>
-            </w:tcMar>
-          </w:tcPr>
-          <w:p>
-            <w:pPr>
-              <w:jc w:val="left"/>
-            </w:pPr>
-            <w:r>
-              <w:rPr>
-                <w:rFonts w:ascii="Cambria" w:cs="Cambria" w:eastAsia="Cambria" w:hAnsi="Cambria"/>
-                <w:b/>
-                <w:bCs/>
-                <w:color w:val="163A5F"/>
-                <w:sz w:val="20"/>
-                <w:szCs w:val="20"/>
-              </w:rPr>
-              <w:t xml:space="preserve">29-30 Goal (Vision 2030)</w:t>
-            </w:r>
-          </w:p>
-        </w:tc>
-        <w:tc>
-          <w:tcPr>
-            <w:tcW w:type="dxa" w:w="7200"/>
-            <w:tcBorders>
-              <w:top w:val="single" w:color="CCCCCC" w:sz="1"/>
-              <w:left w:val="single" w:color="CCCCCC" w:sz="1"/>
-              <w:bottom w:val="single" w:color="CCCCCC" w:sz="1"/>
-              <w:right w:val="single" w:color="CCCCCC" w:sz="1"/>
-            </w:tcBorders>
-            <w:shd w:fill="F0F0F0" w:val="clear"/>
-            <w:tcMar>
-              <w:top w:type="dxa" w:w="60"/>
-              <w:left w:type="dxa" w:w="100"/>
-              <w:bottom w:type="dxa" w:w="60"/>
-              <w:right w:type="dxa" w:w="100"/>
-            </w:tcMar>
-          </w:tcPr>
-          <w:p>
-            <w:pPr>
-              <w:jc w:val="left"/>
-            </w:pPr>
-            <w:r>
-              <w:rPr>
-                <w:rFonts w:ascii="Cambria" w:cs="Cambria" w:eastAsia="Cambria" w:hAnsi="Cambria"/>
-                <w:b w:val="false"/>
-                <w:bCs w:val="false"/>
-                <w:color w:val="333333"/>
-                <w:sz w:val="20"/>
-                <w:szCs w:val="20"/>
-              </w:rPr>
-              <w:t xml:space="preserve">5</w:t>
+              <w:t xml:space="preserve">2/5</w:t>
             </w:r>
           </w:p>
         </w:tc>

--- a/reports/projects/4.1.1_Report.docx
+++ b/reports/projects/4.1.1_Report.docx
@@ -1001,7 +1001,7 @@
           <w:sz w:val="21"/>
           <w:szCs w:val="21"/>
         </w:rPr>
-        <w:t xml:space="preserve">10</w:t>
+        <w:t xml:space="preserve">Veteran Sprint: 20,991 JSTs uploaded (62% of ~34,000 target). 75 colleges awarding basic training credit (up from ~15% baseline). 679 unique ACE credit recommendations covered. $163M estimated savings.</w:t>
       </w:r>
     </w:p>
     <w:p>
@@ -1372,7 +1372,7 @@
                 <w:sz w:val="18"/>
                 <w:szCs w:val="18"/>
               </w:rPr>
-              <w:t xml:space="preserve">10</w:t>
+              <w:t xml:space="preserve">Veteran Sprint: 20,991 JSTs uploaded (62% of ~34,000 target). 75 colleges awarding basic training credit (up from ~15% baseline). 679 unique ACE credit recommendations covered. $163M estimated savings.</w:t>
             </w:r>
           </w:p>
         </w:tc>

--- a/reports/projects/4.1.1_Report.docx
+++ b/reports/projects/4.1.1_Report.docx
@@ -64,7 +64,7 @@
           <w:sz w:val="19"/>
           <w:szCs w:val="19"/>
         </w:rPr>
-        <w:t xml:space="preserve">April 8, 2026</w:t>
+        <w:t xml:space="preserve">April 14, 2026</w:t>
       </w:r>
     </w:p>
     <w:tbl>
@@ -1449,7 +1449,7 @@
         <w:sz w:val="14"/>
         <w:szCs w:val="14"/>
       </w:rPr>
-      <w:t xml:space="preserve">Generated April 8, 2026  |  California Community Colleges  |  MAP Initiative</w:t>
+      <w:t xml:space="preserve">Generated April 14, 2026  |  California Community Colleges  |  MAP Initiative</w:t>
     </w:r>
     <w:r>
       <w:rPr>

--- a/reports/projects/4.1.1_Report.docx
+++ b/reports/projects/4.1.1_Report.docx
@@ -13,12 +13,12 @@
       </w:pPr>
       <w:r>
         <w:rPr>
-          <w:rFonts w:ascii="Cambria" w:cs="Cambria" w:eastAsia="Cambria" w:hAnsi="Cambria"/>
           <w:b/>
           <w:bCs/>
           <w:color w:val="0A2240"/>
           <w:sz w:val="32"/>
           <w:szCs w:val="32"/>
+          <w:rFonts w:ascii="Cambria" w:cs="Cambria" w:eastAsia="Cambria" w:hAnsi="Cambria"/>
         </w:rPr>
         <w:t xml:space="preserve">4.1.1  Veteran Sprint</w:t>
       </w:r>
@@ -30,12 +30,12 @@
       </w:pPr>
       <w:r>
         <w:rPr>
-          <w:rFonts w:ascii="Cambria" w:cs="Cambria" w:eastAsia="Cambria" w:hAnsi="Cambria"/>
           <w:b/>
           <w:bCs/>
           <w:color w:val="2A7D4F"/>
           <w:sz w:val="24"/>
           <w:szCs w:val="24"/>
+          <w:rFonts w:ascii="Cambria" w:cs="Cambria" w:eastAsia="Cambria" w:hAnsi="Cambria"/>
         </w:rPr>
         <w:t xml:space="preserve">✔ On Track</w:t>
       </w:r>
@@ -50,21 +50,21 @@
       </w:pPr>
       <w:r>
         <w:rPr>
-          <w:rFonts w:ascii="Cambria" w:cs="Cambria" w:eastAsia="Cambria" w:hAnsi="Cambria"/>
           <w:color w:val="666666"/>
           <w:sz w:val="19"/>
           <w:szCs w:val="19"/>
+          <w:rFonts w:ascii="Cambria" w:cs="Cambria" w:eastAsia="Cambria" w:hAnsi="Cambria"/>
         </w:rPr>
         <w:t xml:space="preserve">Activity 4: Sprints, Projects &amp; Partnerships  |  Goal 1  |  </w:t>
       </w:r>
       <w:r>
         <w:rPr>
-          <w:rFonts w:ascii="Cambria" w:cs="Cambria" w:eastAsia="Cambria" w:hAnsi="Cambria"/>
           <w:color w:val="666666"/>
           <w:sz w:val="19"/>
           <w:szCs w:val="19"/>
+          <w:rFonts w:ascii="Cambria" w:cs="Cambria" w:eastAsia="Cambria" w:hAnsi="Cambria"/>
         </w:rPr>
-        <w:t xml:space="preserve">April 14, 2026</w:t>
+        <w:t xml:space="preserve">July 2, 2026</w:t>
       </w:r>
     </w:p>
     <w:tbl>
@@ -107,12 +107,12 @@
             </w:pPr>
             <w:r>
               <w:rPr>
-                <w:rFonts w:ascii="Cambria" w:cs="Cambria" w:eastAsia="Cambria" w:hAnsi="Cambria"/>
                 <w:b/>
                 <w:bCs/>
                 <w:color w:val="163A5F"/>
                 <w:sz w:val="20"/>
                 <w:szCs w:val="20"/>
+                <w:rFonts w:ascii="Cambria" w:cs="Cambria" w:eastAsia="Cambria" w:hAnsi="Cambria"/>
               </w:rPr>
               <w:t xml:space="preserve">Status</w:t>
             </w:r>
@@ -141,12 +141,12 @@
             </w:pPr>
             <w:r>
               <w:rPr>
-                <w:rFonts w:ascii="Cambria" w:cs="Cambria" w:eastAsia="Cambria" w:hAnsi="Cambria"/>
                 <w:b/>
                 <w:bCs/>
                 <w:color w:val="2A7D4F"/>
                 <w:sz w:val="20"/>
                 <w:szCs w:val="20"/>
+                <w:rFonts w:ascii="Cambria" w:cs="Cambria" w:eastAsia="Cambria" w:hAnsi="Cambria"/>
               </w:rPr>
               <w:t xml:space="preserve">On Track</w:t>
             </w:r>
@@ -177,12 +177,12 @@
             </w:pPr>
             <w:r>
               <w:rPr>
-                <w:rFonts w:ascii="Cambria" w:cs="Cambria" w:eastAsia="Cambria" w:hAnsi="Cambria"/>
                 <w:b/>
                 <w:bCs/>
                 <w:color w:val="163A5F"/>
                 <w:sz w:val="20"/>
                 <w:szCs w:val="20"/>
+                <w:rFonts w:ascii="Cambria" w:cs="Cambria" w:eastAsia="Cambria" w:hAnsi="Cambria"/>
               </w:rPr>
               <w:t xml:space="preserve">Progress</w:t>
             </w:r>
@@ -211,12 +211,12 @@
             </w:pPr>
             <w:r>
               <w:rPr>
-                <w:rFonts w:ascii="Cambria" w:cs="Cambria" w:eastAsia="Cambria" w:hAnsi="Cambria"/>
                 <w:b/>
                 <w:bCs/>
                 <w:color w:val="2A7D4F"/>
                 <w:sz w:val="20"/>
                 <w:szCs w:val="20"/>
+                <w:rFonts w:ascii="Cambria" w:cs="Cambria" w:eastAsia="Cambria" w:hAnsi="Cambria"/>
               </w:rPr>
               <w:t xml:space="preserve">65%</w:t>
             </w:r>
@@ -247,12 +247,12 @@
             </w:pPr>
             <w:r>
               <w:rPr>
-                <w:rFonts w:ascii="Cambria" w:cs="Cambria" w:eastAsia="Cambria" w:hAnsi="Cambria"/>
                 <w:b/>
                 <w:bCs/>
                 <w:color w:val="163A5F"/>
                 <w:sz w:val="20"/>
                 <w:szCs w:val="20"/>
+                <w:rFonts w:ascii="Cambria" w:cs="Cambria" w:eastAsia="Cambria" w:hAnsi="Cambria"/>
               </w:rPr>
               <w:t xml:space="preserve">Lead</w:t>
             </w:r>
@@ -281,12 +281,12 @@
             </w:pPr>
             <w:r>
               <w:rPr>
-                <w:rFonts w:ascii="Cambria" w:cs="Cambria" w:eastAsia="Cambria" w:hAnsi="Cambria"/>
                 <w:b w:val="false"/>
                 <w:bCs w:val="false"/>
                 <w:color w:val="333333"/>
                 <w:sz w:val="20"/>
                 <w:szCs w:val="20"/>
+                <w:rFonts w:ascii="Cambria" w:cs="Cambria" w:eastAsia="Cambria" w:hAnsi="Cambria"/>
               </w:rPr>
               <w:t xml:space="preserve">Calvin Klein Gloria</w:t>
             </w:r>
@@ -317,12 +317,12 @@
             </w:pPr>
             <w:r>
               <w:rPr>
-                <w:rFonts w:ascii="Cambria" w:cs="Cambria" w:eastAsia="Cambria" w:hAnsi="Cambria"/>
                 <w:b/>
                 <w:bCs/>
                 <w:color w:val="163A5F"/>
                 <w:sz w:val="20"/>
                 <w:szCs w:val="20"/>
+                <w:rFonts w:ascii="Cambria" w:cs="Cambria" w:eastAsia="Cambria" w:hAnsi="Cambria"/>
               </w:rPr>
               <w:t xml:space="preserve">Budget</w:t>
             </w:r>
@@ -351,12 +351,12 @@
             </w:pPr>
             <w:r>
               <w:rPr>
-                <w:rFonts w:ascii="Cambria" w:cs="Cambria" w:eastAsia="Cambria" w:hAnsi="Cambria"/>
                 <w:b w:val="false"/>
                 <w:bCs w:val="false"/>
                 <w:color w:val="333333"/>
                 <w:sz w:val="20"/>
                 <w:szCs w:val="20"/>
+                <w:rFonts w:ascii="Cambria" w:cs="Cambria" w:eastAsia="Cambria" w:hAnsi="Cambria"/>
               </w:rPr>
               <w:t xml:space="preserve">Included in 1.1 (MAP Team Operations (GFA0164))</w:t>
             </w:r>
@@ -387,12 +387,12 @@
             </w:pPr>
             <w:r>
               <w:rPr>
-                <w:rFonts w:ascii="Cambria" w:cs="Cambria" w:eastAsia="Cambria" w:hAnsi="Cambria"/>
                 <w:b/>
                 <w:bCs/>
                 <w:color w:val="163A5F"/>
                 <w:sz w:val="20"/>
                 <w:szCs w:val="20"/>
+                <w:rFonts w:ascii="Cambria" w:cs="Cambria" w:eastAsia="Cambria" w:hAnsi="Cambria"/>
               </w:rPr>
               <w:t xml:space="preserve">KPI Current</w:t>
             </w:r>
@@ -421,12 +421,12 @@
             </w:pPr>
             <w:r>
               <w:rPr>
-                <w:rFonts w:ascii="Cambria" w:cs="Cambria" w:eastAsia="Cambria" w:hAnsi="Cambria"/>
                 <w:b w:val="false"/>
                 <w:bCs w:val="false"/>
                 <w:color w:val="0A2240"/>
                 <w:sz w:val="20"/>
                 <w:szCs w:val="20"/>
+                <w:rFonts w:ascii="Cambria" w:cs="Cambria" w:eastAsia="Cambria" w:hAnsi="Cambria"/>
               </w:rPr>
               <w:t xml:space="preserve">2 Count of sprint goal progress achieved</w:t>
             </w:r>
@@ -457,12 +457,12 @@
             </w:pPr>
             <w:r>
               <w:rPr>
-                <w:rFonts w:ascii="Cambria" w:cs="Cambria" w:eastAsia="Cambria" w:hAnsi="Cambria"/>
                 <w:b/>
                 <w:bCs/>
                 <w:color w:val="163A5F"/>
                 <w:sz w:val="20"/>
                 <w:szCs w:val="20"/>
+                <w:rFonts w:ascii="Cambria" w:cs="Cambria" w:eastAsia="Cambria" w:hAnsi="Cambria"/>
               </w:rPr>
               <w:t xml:space="preserve">2030 Goal</w:t>
             </w:r>
@@ -491,12 +491,12 @@
             </w:pPr>
             <w:r>
               <w:rPr>
-                <w:rFonts w:ascii="Cambria" w:cs="Cambria" w:eastAsia="Cambria" w:hAnsi="Cambria"/>
                 <w:b w:val="false"/>
                 <w:bCs w:val="false"/>
                 <w:color w:val="0A2240"/>
                 <w:sz w:val="20"/>
                 <w:szCs w:val="20"/>
+                <w:rFonts w:ascii="Cambria" w:cs="Cambria" w:eastAsia="Cambria" w:hAnsi="Cambria"/>
               </w:rPr>
               <w:t xml:space="preserve">5</w:t>
             </w:r>
@@ -527,12 +527,12 @@
             </w:pPr>
             <w:r>
               <w:rPr>
-                <w:rFonts w:ascii="Cambria" w:cs="Cambria" w:eastAsia="Cambria" w:hAnsi="Cambria"/>
                 <w:b/>
                 <w:bCs/>
                 <w:color w:val="163A5F"/>
                 <w:sz w:val="20"/>
                 <w:szCs w:val="20"/>
+                <w:rFonts w:ascii="Cambria" w:cs="Cambria" w:eastAsia="Cambria" w:hAnsi="Cambria"/>
               </w:rPr>
               <w:t xml:space="preserve">2030 Stretch</w:t>
             </w:r>
@@ -561,12 +561,12 @@
             </w:pPr>
             <w:r>
               <w:rPr>
-                <w:rFonts w:ascii="Cambria" w:cs="Cambria" w:eastAsia="Cambria" w:hAnsi="Cambria"/>
                 <w:b w:val="false"/>
                 <w:bCs w:val="false"/>
                 <w:color w:val="C9A84C"/>
                 <w:sz w:val="20"/>
                 <w:szCs w:val="20"/>
+                <w:rFonts w:ascii="Cambria" w:cs="Cambria" w:eastAsia="Cambria" w:hAnsi="Cambria"/>
               </w:rPr>
               <w:t xml:space="preserve">8</w:t>
             </w:r>
@@ -597,12 +597,12 @@
             </w:pPr>
             <w:r>
               <w:rPr>
-                <w:rFonts w:ascii="Cambria" w:cs="Cambria" w:eastAsia="Cambria" w:hAnsi="Cambria"/>
                 <w:b/>
                 <w:bCs/>
                 <w:color w:val="163A5F"/>
                 <w:sz w:val="20"/>
                 <w:szCs w:val="20"/>
+                <w:rFonts w:ascii="Cambria" w:cs="Cambria" w:eastAsia="Cambria" w:hAnsi="Cambria"/>
               </w:rPr>
               <w:t xml:space="preserve">25-26</w:t>
             </w:r>
@@ -631,12 +631,12 @@
             </w:pPr>
             <w:r>
               <w:rPr>
-                <w:rFonts w:ascii="Cambria" w:cs="Cambria" w:eastAsia="Cambria" w:hAnsi="Cambria"/>
                 <w:b w:val="false"/>
                 <w:bCs w:val="false"/>
                 <w:color w:val="333333"/>
                 <w:sz w:val="20"/>
                 <w:szCs w:val="20"/>
+                <w:rFonts w:ascii="Cambria" w:cs="Cambria" w:eastAsia="Cambria" w:hAnsi="Cambria"/>
               </w:rPr>
               <w:t xml:space="preserve">2/1</w:t>
             </w:r>
@@ -667,12 +667,12 @@
             </w:pPr>
             <w:r>
               <w:rPr>
-                <w:rFonts w:ascii="Cambria" w:cs="Cambria" w:eastAsia="Cambria" w:hAnsi="Cambria"/>
                 <w:b/>
                 <w:bCs/>
                 <w:color w:val="163A5F"/>
                 <w:sz w:val="20"/>
                 <w:szCs w:val="20"/>
+                <w:rFonts w:ascii="Cambria" w:cs="Cambria" w:eastAsia="Cambria" w:hAnsi="Cambria"/>
               </w:rPr>
               <w:t xml:space="preserve">26-27</w:t>
             </w:r>
@@ -701,12 +701,12 @@
             </w:pPr>
             <w:r>
               <w:rPr>
-                <w:rFonts w:ascii="Cambria" w:cs="Cambria" w:eastAsia="Cambria" w:hAnsi="Cambria"/>
                 <w:b w:val="false"/>
                 <w:bCs w:val="false"/>
                 <w:color w:val="333333"/>
                 <w:sz w:val="20"/>
                 <w:szCs w:val="20"/>
+                <w:rFonts w:ascii="Cambria" w:cs="Cambria" w:eastAsia="Cambria" w:hAnsi="Cambria"/>
               </w:rPr>
               <w:t xml:space="preserve">2/2</w:t>
             </w:r>
@@ -737,12 +737,12 @@
             </w:pPr>
             <w:r>
               <w:rPr>
-                <w:rFonts w:ascii="Cambria" w:cs="Cambria" w:eastAsia="Cambria" w:hAnsi="Cambria"/>
                 <w:b/>
                 <w:bCs/>
                 <w:color w:val="163A5F"/>
                 <w:sz w:val="20"/>
                 <w:szCs w:val="20"/>
+                <w:rFonts w:ascii="Cambria" w:cs="Cambria" w:eastAsia="Cambria" w:hAnsi="Cambria"/>
               </w:rPr>
               <w:t xml:space="preserve">27-28</w:t>
             </w:r>
@@ -771,12 +771,12 @@
             </w:pPr>
             <w:r>
               <w:rPr>
-                <w:rFonts w:ascii="Cambria" w:cs="Cambria" w:eastAsia="Cambria" w:hAnsi="Cambria"/>
                 <w:b w:val="false"/>
                 <w:bCs w:val="false"/>
                 <w:color w:val="333333"/>
                 <w:sz w:val="20"/>
                 <w:szCs w:val="20"/>
+                <w:rFonts w:ascii="Cambria" w:cs="Cambria" w:eastAsia="Cambria" w:hAnsi="Cambria"/>
               </w:rPr>
               <w:t xml:space="preserve">2/3</w:t>
             </w:r>
@@ -807,12 +807,12 @@
             </w:pPr>
             <w:r>
               <w:rPr>
-                <w:rFonts w:ascii="Cambria" w:cs="Cambria" w:eastAsia="Cambria" w:hAnsi="Cambria"/>
                 <w:b/>
                 <w:bCs/>
                 <w:color w:val="163A5F"/>
                 <w:sz w:val="20"/>
                 <w:szCs w:val="20"/>
+                <w:rFonts w:ascii="Cambria" w:cs="Cambria" w:eastAsia="Cambria" w:hAnsi="Cambria"/>
               </w:rPr>
               <w:t xml:space="preserve">28-29</w:t>
             </w:r>
@@ -841,12 +841,12 @@
             </w:pPr>
             <w:r>
               <w:rPr>
-                <w:rFonts w:ascii="Cambria" w:cs="Cambria" w:eastAsia="Cambria" w:hAnsi="Cambria"/>
                 <w:b w:val="false"/>
                 <w:bCs w:val="false"/>
                 <w:color w:val="333333"/>
                 <w:sz w:val="20"/>
                 <w:szCs w:val="20"/>
+                <w:rFonts w:ascii="Cambria" w:cs="Cambria" w:eastAsia="Cambria" w:hAnsi="Cambria"/>
               </w:rPr>
               <w:t xml:space="preserve">2/4</w:t>
             </w:r>
@@ -877,12 +877,12 @@
             </w:pPr>
             <w:r>
               <w:rPr>
-                <w:rFonts w:ascii="Cambria" w:cs="Cambria" w:eastAsia="Cambria" w:hAnsi="Cambria"/>
                 <w:b/>
                 <w:bCs/>
                 <w:color w:val="163A5F"/>
                 <w:sz w:val="20"/>
                 <w:szCs w:val="20"/>
+                <w:rFonts w:ascii="Cambria" w:cs="Cambria" w:eastAsia="Cambria" w:hAnsi="Cambria"/>
               </w:rPr>
               <w:t xml:space="preserve">29-30</w:t>
             </w:r>
@@ -911,12 +911,12 @@
             </w:pPr>
             <w:r>
               <w:rPr>
-                <w:rFonts w:ascii="Cambria" w:cs="Cambria" w:eastAsia="Cambria" w:hAnsi="Cambria"/>
                 <w:b w:val="false"/>
                 <w:bCs w:val="false"/>
                 <w:color w:val="333333"/>
                 <w:sz w:val="20"/>
                 <w:szCs w:val="20"/>
+                <w:rFonts w:ascii="Cambria" w:cs="Cambria" w:eastAsia="Cambria" w:hAnsi="Cambria"/>
               </w:rPr>
               <w:t xml:space="preserve">2/5</w:t>
             </w:r>
@@ -938,10 +938,10 @@
       </w:pPr>
       <w:r>
         <w:rPr>
-          <w:rFonts w:ascii="Cambria" w:cs="Cambria" w:eastAsia="Cambria" w:hAnsi="Cambria"/>
           <w:color w:val="444444"/>
           <w:sz w:val="21"/>
           <w:szCs w:val="21"/>
+          <w:rFonts w:ascii="Cambria" w:cs="Cambria" w:eastAsia="Cambria" w:hAnsi="Cambria"/>
         </w:rPr>
         <w:t xml:space="preserve">Ensure all 34,000+ enrolled CCC veterans have JSTs processed in MAP; 3 goals: JST upload, basic training credit, systemwide articulation, military base demonstration project</w:t>
       </w:r>
@@ -960,12 +960,12 @@
       </w:pPr>
       <w:r>
         <w:rPr>
-          <w:rFonts w:ascii="Cambria" w:cs="Cambria" w:eastAsia="Cambria" w:hAnsi="Cambria"/>
           <w:color w:val="666666"/>
           <w:sz w:val="18"/>
           <w:szCs w:val="18"/>
+          <w:rFonts w:ascii="Cambria" w:cs="Cambria" w:eastAsia="Cambria" w:hAnsi="Cambria"/>
         </w:rPr>
-        <w:t xml:space="preserve">Date: 2026-04-08</w:t>
+        <w:t xml:space="preserve">Date: 2026-07-01</w:t>
       </w:r>
     </w:p>
     <w:p>
@@ -974,12 +974,12 @@
       </w:pPr>
       <w:r>
         <w:rPr>
-          <w:rFonts w:ascii="Cambria" w:cs="Cambria" w:eastAsia="Cambria" w:hAnsi="Cambria"/>
           <w:color w:val="444444"/>
           <w:sz w:val="21"/>
           <w:szCs w:val="21"/>
+          <w:rFonts w:ascii="Cambria" w:cs="Cambria" w:eastAsia="Cambria" w:hAnsi="Cambria"/>
         </w:rPr>
-        <w:t xml:space="preserve">20,991 JSTs uploaded (62%); 75 colleges awarding basic training credit; 679 unique ACE credit recs; $163M est. saving; CCCApply JST authorization process.</w:t>
+        <w:t xml:space="preserve">As of July 1, 2026, the MAP team continues advancing all three Military CPL goals. For Goal 1, 24,937 Joint Services Transcripts (JSTs) have been uploaded from 107 California Community Colleges, with ongoing technical assistance, JST Portal training, and a statewide CCCCO bulk-order solution in development to help close the remaining gap for 34,063 enrolled service members. For Goal 2, more than 20 colleges now award Health and Kinesiology course credit for basic military training, and the MAP team will continue supporting colleges in transitioning from waive, clear, or satisfy designations to transcripted course credit. For Goal 3, 43 colleges have implemented Military ACE Credit Recommendations, resulting in 600 unique college courses, 998 unique ACE Credit Recommendations, and 1,022 total articulations. The MAP team will continue expanding implementation statewide through demonstrations, professional development, and individualized college support. With an addition of two veterans counselors, the VS team will focus on Goals 2 and 3 in Summer/Fall. Priority 1 is Goal 2 for remaining colleges to adopt Credit for Basic Military Service (MAPMM-BMT1-1-001) Statewide Recommendation to align 1) One health course and 2) Two activity courses. Priority 2 is to utilize Most Common Credit Recommendations (MCCR) Table via CPL/Student Intake Module to increase CPL opportunities for service members attending any of our CCCs.</w:t>
       </w:r>
     </w:p>
     <w:p>
@@ -996,10 +996,10 @@
       </w:pPr>
       <w:r>
         <w:rPr>
-          <w:rFonts w:ascii="Cambria" w:cs="Cambria" w:eastAsia="Cambria" w:hAnsi="Cambria"/>
           <w:color w:val="444444"/>
           <w:sz w:val="21"/>
           <w:szCs w:val="21"/>
+          <w:rFonts w:ascii="Cambria" w:cs="Cambria" w:eastAsia="Cambria" w:hAnsi="Cambria"/>
         </w:rPr>
         <w:t xml:space="preserve">Veteran Sprint: 20,991 JSTs uploaded (62% of ~34,000 target). 75 colleges awarding basic training credit (up from ~15% baseline). 679 unique ACE credit recommendations covered. $163M estimated savings.</w:t>
       </w:r>
@@ -1018,10 +1018,10 @@
       </w:pPr>
       <w:r>
         <w:rPr>
-          <w:rFonts w:ascii="Cambria" w:cs="Cambria" w:eastAsia="Cambria" w:hAnsi="Cambria"/>
           <w:color w:val="444444"/>
           <w:sz w:val="21"/>
           <w:szCs w:val="21"/>
+          <w:rFonts w:ascii="Cambria" w:cs="Cambria" w:eastAsia="Cambria" w:hAnsi="Cambria"/>
         </w:rPr>
         <w:t xml:space="preserve">Goal 1: 100 colleges upload 5+ JSTs (78 of 100); Goal 2: 75 colleges award basic training credit; Goal 3: 58 colleges with articulated ACE recs</w:t>
       </w:r>
@@ -1040,10 +1040,10 @@
       </w:pPr>
       <w:r>
         <w:rPr>
-          <w:rFonts w:ascii="Cambria" w:cs="Cambria" w:eastAsia="Cambria" w:hAnsi="Cambria"/>
           <w:color w:val="666666"/>
           <w:sz w:val="18"/>
           <w:szCs w:val="18"/>
+          <w:rFonts w:ascii="Cambria" w:cs="Cambria" w:eastAsia="Cambria" w:hAnsi="Cambria"/>
         </w:rPr>
         <w:t xml:space="preserve">2 logged updates — newest first</w:t>
       </w:r>
@@ -1089,12 +1089,12 @@
             </w:pPr>
             <w:r>
               <w:rPr>
-                <w:rFonts w:ascii="Cambria" w:cs="Cambria" w:eastAsia="Cambria" w:hAnsi="Cambria"/>
                 <w:b/>
                 <w:bCs/>
                 <w:color w:val="FFFFFF"/>
                 <w:sz w:val="18"/>
                 <w:szCs w:val="18"/>
+                <w:rFonts w:ascii="Cambria" w:cs="Cambria" w:eastAsia="Cambria" w:hAnsi="Cambria"/>
               </w:rPr>
               <w:t xml:space="preserve">Date</w:t>
             </w:r>
@@ -1123,12 +1123,12 @@
             </w:pPr>
             <w:r>
               <w:rPr>
-                <w:rFonts w:ascii="Cambria" w:cs="Cambria" w:eastAsia="Cambria" w:hAnsi="Cambria"/>
                 <w:b/>
                 <w:bCs/>
                 <w:color w:val="FFFFFF"/>
                 <w:sz w:val="18"/>
                 <w:szCs w:val="18"/>
+                <w:rFonts w:ascii="Cambria" w:cs="Cambria" w:eastAsia="Cambria" w:hAnsi="Cambria"/>
               </w:rPr>
               <w:t xml:space="preserve">Type</w:t>
             </w:r>
@@ -1157,12 +1157,12 @@
             </w:pPr>
             <w:r>
               <w:rPr>
-                <w:rFonts w:ascii="Cambria" w:cs="Cambria" w:eastAsia="Cambria" w:hAnsi="Cambria"/>
                 <w:b/>
                 <w:bCs/>
                 <w:color w:val="FFFFFF"/>
                 <w:sz w:val="18"/>
                 <w:szCs w:val="18"/>
+                <w:rFonts w:ascii="Cambria" w:cs="Cambria" w:eastAsia="Cambria" w:hAnsi="Cambria"/>
               </w:rPr>
               <w:t xml:space="preserve">Note</w:t>
             </w:r>
@@ -1193,12 +1193,12 @@
             </w:pPr>
             <w:r>
               <w:rPr>
-                <w:rFonts w:ascii="Cambria" w:cs="Cambria" w:eastAsia="Cambria" w:hAnsi="Cambria"/>
                 <w:b w:val="false"/>
                 <w:bCs w:val="false"/>
                 <w:color w:val="666666"/>
                 <w:sz w:val="18"/>
                 <w:szCs w:val="18"/>
+                <w:rFonts w:ascii="Cambria" w:cs="Cambria" w:eastAsia="Cambria" w:hAnsi="Cambria"/>
               </w:rPr>
               <w:t xml:space="preserve">2026-04-08</w:t>
             </w:r>
@@ -1227,12 +1227,12 @@
             </w:pPr>
             <w:r>
               <w:rPr>
-                <w:rFonts w:ascii="Cambria" w:cs="Cambria" w:eastAsia="Cambria" w:hAnsi="Cambria"/>
                 <w:b/>
                 <w:bCs/>
                 <w:color w:val="163A5F"/>
                 <w:sz w:val="17"/>
                 <w:szCs w:val="17"/>
+                <w:rFonts w:ascii="Cambria" w:cs="Cambria" w:eastAsia="Cambria" w:hAnsi="Cambria"/>
               </w:rPr>
               <w:t xml:space="preserve">Progress Update</w:t>
             </w:r>
@@ -1261,12 +1261,12 @@
             </w:pPr>
             <w:r>
               <w:rPr>
-                <w:rFonts w:ascii="Cambria" w:cs="Cambria" w:eastAsia="Cambria" w:hAnsi="Cambria"/>
                 <w:b w:val="false"/>
                 <w:bCs w:val="false"/>
                 <w:color w:val="333333"/>
                 <w:sz w:val="18"/>
                 <w:szCs w:val="18"/>
+                <w:rFonts w:ascii="Cambria" w:cs="Cambria" w:eastAsia="Cambria" w:hAnsi="Cambria"/>
               </w:rPr>
               <w:t xml:space="preserve">20,991 JSTs uploaded (62%); 75 colleges awarding basic training credit; 679 unique ACE credit recs; $163M est. saving; CCCApply JST authorization process.</w:t>
             </w:r>
@@ -1297,12 +1297,12 @@
             </w:pPr>
             <w:r>
               <w:rPr>
-                <w:rFonts w:ascii="Cambria" w:cs="Cambria" w:eastAsia="Cambria" w:hAnsi="Cambria"/>
                 <w:b w:val="false"/>
                 <w:bCs w:val="false"/>
                 <w:color w:val="666666"/>
                 <w:sz w:val="18"/>
                 <w:szCs w:val="18"/>
+                <w:rFonts w:ascii="Cambria" w:cs="Cambria" w:eastAsia="Cambria" w:hAnsi="Cambria"/>
               </w:rPr>
               <w:t xml:space="preserve">2026-04-08</w:t>
             </w:r>
@@ -1331,12 +1331,12 @@
             </w:pPr>
             <w:r>
               <w:rPr>
-                <w:rFonts w:ascii="Cambria" w:cs="Cambria" w:eastAsia="Cambria" w:hAnsi="Cambria"/>
                 <w:b/>
                 <w:bCs/>
                 <w:color w:val="C9A84C"/>
                 <w:sz w:val="17"/>
                 <w:szCs w:val="17"/>
+                <w:rFonts w:ascii="Cambria" w:cs="Cambria" w:eastAsia="Cambria" w:hAnsi="Cambria"/>
               </w:rPr>
               <w:t xml:space="preserve">Workplan</w:t>
             </w:r>
@@ -1365,12 +1365,12 @@
             </w:pPr>
             <w:r>
               <w:rPr>
-                <w:rFonts w:ascii="Cambria" w:cs="Cambria" w:eastAsia="Cambria" w:hAnsi="Cambria"/>
                 <w:b w:val="false"/>
                 <w:bCs w:val="false"/>
                 <w:color w:val="333333"/>
                 <w:sz w:val="18"/>
                 <w:szCs w:val="18"/>
+                <w:rFonts w:ascii="Cambria" w:cs="Cambria" w:eastAsia="Cambria" w:hAnsi="Cambria"/>
               </w:rPr>
               <w:t xml:space="preserve">Veteran Sprint: 20,991 JSTs uploaded (62% of ~34,000 target). 75 colleges awarding basic training credit (up from ~15% baseline). 679 unique ACE credit recommendations covered. $163M estimated savings.</w:t>
             </w:r>
@@ -1379,8 +1379,8 @@
       </w:tr>
     </w:tbl>
     <w:sectPr>
-      <w:headerReference w:type="default" r:id="rId7"/>
-      <w:footerReference w:type="default" r:id="rId8"/>
+      <w:headerReference w:type="default" r:id="rId6"/>
+      <w:footerReference w:type="default" r:id="rId7"/>
       <w:pgSz w:w="12240" w:h="15840" w:orient="portrait"/>
       <w:pgMar w:top="720" w:right="720" w:bottom="720" w:left="720" w:header="708" w:footer="708" w:gutter="0"/>
       <w:pgNumType/>
@@ -1392,43 +1392,6 @@
 
 <file path=word/comments.xml><?xml version="1.0" encoding="utf-8"?>
 <w:comments xmlns:cx="http://schemas.microsoft.com/office/drawing/2014/chartex" xmlns:cx1="http://schemas.microsoft.com/office/drawing/2015/9/8/chartex" xmlns:cx2="http://schemas.microsoft.com/office/drawing/2015/10/21/chartex" xmlns:cx3="http://schemas.microsoft.com/office/drawing/2016/5/9/chartex" xmlns:cx4="http://schemas.microsoft.com/office/drawing/2016/5/10/chartex" xmlns:cx5="http://schemas.microsoft.com/office/drawing/2016/5/11/chartex" xmlns:cx6="http://schemas.microsoft.com/office/drawing/2016/5/12/chartex" xmlns:cx7="http://schemas.microsoft.com/office/drawing/2016/5/13/chartex" xmlns:cx8="http://schemas.microsoft.com/office/drawing/2016/5/14/chartex" xmlns:mc="http://schemas.openxmlformats.org/markup-compatibility/2006" xmlns:aink="http://schemas.microsoft.com/office/drawing/2016/ink" xmlns:am3d="http://schemas.microsoft.com/office/drawing/2017/model3d" xmlns:o="urn:schemas-microsoft-com:office:office" xmlns:r="http://schemas.openxmlformats.org/officeDocument/2006/relationships" xmlns:m="http://schemas.openxmlformats.org/officeDocument/2006/math" xmlns:v="urn:schemas-microsoft-com:vml" xmlns:wp14="http://schemas.microsoft.com/office/word/2010/wordprocessingDrawing" xmlns:wp="http://schemas.openxmlformats.org/drawingml/2006/wordprocessingDrawing" xmlns:w10="urn:schemas-microsoft-com:office:word" xmlns:w="http://schemas.openxmlformats.org/wordprocessingml/2006/main" xmlns:w14="http://schemas.microsoft.com/office/word/2010/wordml" xmlns:w15="http://schemas.microsoft.com/office/word/2012/wordml" xmlns:w16cex="http://schemas.microsoft.com/office/word/2018/wordml/cex" xmlns:w16cid="http://schemas.microsoft.com/office/word/2016/wordml/cid" xmlns:w16="http://schemas.microsoft.com/office/word/2018/wordml" xmlns:w16sdtdh="http://schemas.microsoft.com/office/word/2020/wordml/sdtdatahash" xmlns:w16se="http://schemas.microsoft.com/office/word/2015/wordml/symex" xmlns:wpg="http://schemas.microsoft.com/office/word/2010/wordprocessingGroup" xmlns:wpi="http://schemas.microsoft.com/office/word/2010/wordprocessingInk" xmlns:wne="http://schemas.microsoft.com/office/word/2006/wordml" xmlns:wps="http://schemas.microsoft.com/office/word/2010/wordprocessingShape"/>
-</file>
-
-<file path=word/endnotes.xml><?xml version="1.0" encoding="utf-8"?>
-<w:endnotes xmlns:wpc="http://schemas.microsoft.com/office/word/2010/wordprocessingCanvas" xmlns:mc="http://schemas.openxmlformats.org/markup-compatibility/2006" xmlns:o="urn:schemas-microsoft-com:office:office" xmlns:r="http://schemas.openxmlformats.org/officeDocument/2006/relationships" xmlns:m="http://schemas.openxmlformats.org/officeDocument/2006/math" xmlns:v="urn:schemas-microsoft-com:vml" xmlns:wp14="http://schemas.microsoft.com/office/word/2010/wordprocessingDrawing" xmlns:wp="http://schemas.openxmlformats.org/drawingml/2006/wordprocessingDrawing" xmlns:w10="urn:schemas-microsoft-com:office:word" xmlns:w="http://schemas.openxmlformats.org/wordprocessingml/2006/main" xmlns:w14="http://schemas.microsoft.com/office/word/2010/wordml" xmlns:w15="http://schemas.microsoft.com/office/word/2012/wordml" xmlns:wpg="http://schemas.microsoft.com/office/word/2010/wordprocessingGroup" xmlns:wpi="http://schemas.microsoft.com/office/word/2010/wordprocessingInk" xmlns:wne="http://schemas.microsoft.com/office/word/2006/wordml" xmlns:wps="http://schemas.microsoft.com/office/word/2010/wordprocessingShape" mc:Ignorable="w14 w15 wp14">
-  <w:endnote w:type="separator" w:id="-1">
-    <w:p>
-      <w:pPr>
-        <w:spacing w:after="0" w:line="240" w:lineRule="auto"/>
-      </w:pPr>
-      <w:r>
-        <w:rPr>
-          <w:rStyle w:val="EndnoteReference"/>
-        </w:rPr>
-        <w:endnoteRef/>
-      </w:r>
-      <w:r>
-        <w:separator/>
-      </w:r>
-    </w:p>
-  </w:endnote>
-  <w:endnote w:type="continuationSeparator" w:id="0">
-    <w:p>
-      <w:pPr>
-        <w:spacing w:after="0" w:line="240" w:lineRule="auto"/>
-      </w:pPr>
-      <w:r>
-        <w:rPr>
-          <w:rStyle w:val="EndnoteReference"/>
-        </w:rPr>
-        <w:endnoteRef/>
-      </w:r>
-      <w:r>
-        <w:continuationSeparator/>
-      </w:r>
-    </w:p>
-  </w:endnote>
-</w:endnotes>
 </file>
 
 <file path=word/footer1.xml><?xml version="1.0" encoding="utf-8"?>
@@ -1444,12 +1407,12 @@
     </w:pPr>
     <w:r>
       <w:rPr>
-        <w:rFonts w:ascii="Cambria" w:cs="Cambria" w:eastAsia="Cambria" w:hAnsi="Cambria"/>
         <w:color w:val="666666"/>
         <w:sz w:val="14"/>
         <w:szCs w:val="14"/>
+        <w:rFonts w:ascii="Cambria" w:cs="Cambria" w:eastAsia="Cambria" w:hAnsi="Cambria"/>
       </w:rPr>
-      <w:t xml:space="preserve">Generated April 14, 2026  |  California Community Colleges  |  MAP Initiative</w:t>
+      <w:t xml:space="preserve">Generated July 2, 2026  |  California Community Colleges  |  MAP Initiative</w:t>
     </w:r>
     <w:r>
       <w:rPr>
@@ -1459,19 +1422,19 @@
     </w:r>
     <w:r>
       <w:rPr>
-        <w:rFonts w:ascii="Cambria" w:cs="Cambria" w:eastAsia="Cambria" w:hAnsi="Cambria"/>
         <w:color w:val="666666"/>
         <w:sz w:val="14"/>
         <w:szCs w:val="14"/>
+        <w:rFonts w:ascii="Cambria" w:cs="Cambria" w:eastAsia="Cambria" w:hAnsi="Cambria"/>
       </w:rPr>
       <w:t xml:space="preserve">Page </w:t>
     </w:r>
     <w:r>
       <w:rPr>
-        <w:rFonts w:ascii="Cambria" w:cs="Cambria" w:eastAsia="Cambria" w:hAnsi="Cambria"/>
         <w:color w:val="666666"/>
         <w:sz w:val="14"/>
         <w:szCs w:val="14"/>
+        <w:rFonts w:ascii="Cambria" w:cs="Cambria" w:eastAsia="Cambria" w:hAnsi="Cambria"/>
       </w:rPr>
       <w:fldChar w:fldCharType="begin"/>
       <w:instrText xml:space="preserve">PAGE</w:instrText>
@@ -1532,21 +1495,21 @@
     </w:pPr>
     <w:r>
       <w:rPr>
-        <w:rFonts w:ascii="Cambria" w:cs="Cambria" w:eastAsia="Cambria" w:hAnsi="Cambria"/>
         <w:b/>
         <w:bCs/>
         <w:color w:val="0A2240"/>
         <w:sz w:val="16"/>
         <w:szCs w:val="16"/>
+        <w:rFonts w:ascii="Cambria" w:cs="Cambria" w:eastAsia="Cambria" w:hAnsi="Cambria"/>
       </w:rPr>
       <w:t xml:space="preserve">Credit for Prior Learning Workplan  </w:t>
     </w:r>
     <w:r>
       <w:rPr>
-        <w:rFonts w:ascii="Cambria" w:cs="Cambria" w:eastAsia="Cambria" w:hAnsi="Cambria"/>
         <w:color w:val="666666"/>
         <w:sz w:val="16"/>
         <w:szCs w:val="16"/>
+        <w:rFonts w:ascii="Cambria" w:cs="Cambria" w:eastAsia="Cambria" w:hAnsi="Cambria"/>
       </w:rPr>
       <w:t xml:space="preserve">|  Veteran Sprint</w:t>
     </w:r>
@@ -1678,9 +1641,9 @@
   <w:docDefaults>
     <w:rPrDefault>
       <w:rPr>
-        <w:rFonts w:ascii="Cambria" w:cs="Cambria" w:eastAsia="Cambria" w:hAnsi="Cambria"/>
         <w:sz w:val="22"/>
         <w:szCs w:val="22"/>
+        <w:rFonts w:ascii="Cambria" w:cs="Cambria" w:eastAsia="Cambria" w:hAnsi="Cambria"/>
       </w:rPr>
     </w:rPrDefault>
     <w:pPrDefault/>
@@ -1778,8 +1741,8 @@
     <w:uiPriority w:val="99"/>
     <w:unhideWhenUsed/>
     <w:rPr>
+      <w:u w:val="single"/>
       <w:color w:val="0563C1"/>
-      <w:u w:val="single"/>
     </w:rPr>
   </w:style>
   <w:style w:type="character" w:styleId="FootnoteReference">
@@ -1819,59 +1782,22 @@
       <w:szCs w:val="20"/>
     </w:rPr>
   </w:style>
-  <w:style w:type="character" w:styleId="EndnoteReference">
-    <w:name w:val="endnote reference"/>
-    <w:basedOn w:val="DefaultParagraphFont"/>
-    <w:uiPriority w:val="99"/>
-    <w:semiHidden/>
-    <w:unhideWhenUsed/>
-    <w:rPr>
-      <w:vertAlign w:val="superscript"/>
-    </w:rPr>
-  </w:style>
-  <w:style w:type="paragraph" w:styleId="EndnoteText">
-    <w:name w:val="endnote text"/>
-    <w:basedOn w:val="Normal"/>
-    <w:link w:val="EndnoteTextChar"/>
-    <w:uiPriority w:val="99"/>
-    <w:semiHidden/>
-    <w:unhideWhenUsed/>
-    <w:pPr>
-      <w:spacing w:after="0" w:line="240" w:lineRule="auto"/>
-    </w:pPr>
-    <w:rPr>
-      <w:sz w:val="20"/>
-      <w:szCs w:val="20"/>
-    </w:rPr>
-  </w:style>
-  <w:style w:type="character" w:styleId="EndnoteTextChar">
-    <w:name w:val="Endnote Text Char"/>
-    <w:basedOn w:val="DefaultParagraphFont"/>
-    <w:link w:val="EndnoteText"/>
-    <w:uiPriority w:val="99"/>
-    <w:semiHidden/>
-    <w:unhideWhenUsed/>
-    <w:rPr>
-      <w:sz w:val="20"/>
-      <w:szCs w:val="20"/>
-    </w:rPr>
-  </w:style>
   <w:style w:type="paragraph" w:styleId="Heading1">
     <w:name w:val="Heading 1"/>
     <w:basedOn w:val="Normal"/>
     <w:next w:val="Normal"/>
     <w:qFormat/>
     <w:pPr>
-      <w:spacing w:after="160" w:before="300"/>
+      <w:spacing w:before="300" w:after="160"/>
       <w:outlineLvl w:val="0"/>
     </w:pPr>
     <w:rPr>
-      <w:rFonts w:ascii="Cambria" w:cs="Cambria" w:eastAsia="Cambria" w:hAnsi="Cambria"/>
       <w:b/>
       <w:bCs/>
       <w:color w:val="0A2240"/>
       <w:sz w:val="32"/>
       <w:szCs w:val="32"/>
+      <w:rFonts w:ascii="Cambria" w:cs="Cambria" w:eastAsia="Cambria" w:hAnsi="Cambria"/>
     </w:rPr>
   </w:style>
   <w:style w:type="paragraph" w:styleId="Heading2">
@@ -1880,16 +1806,16 @@
     <w:next w:val="Normal"/>
     <w:qFormat/>
     <w:pPr>
-      <w:spacing w:after="120" w:before="240"/>
+      <w:spacing w:before="240" w:after="120"/>
       <w:outlineLvl w:val="1"/>
     </w:pPr>
     <w:rPr>
-      <w:rFonts w:ascii="Cambria" w:cs="Cambria" w:eastAsia="Cambria" w:hAnsi="Cambria"/>
       <w:b/>
       <w:bCs/>
       <w:color w:val="163A5F"/>
       <w:sz w:val="26"/>
       <w:szCs w:val="26"/>
+      <w:rFonts w:ascii="Cambria" w:cs="Cambria" w:eastAsia="Cambria" w:hAnsi="Cambria"/>
     </w:rPr>
   </w:style>
   <w:style w:type="paragraph" w:styleId="Heading3">
@@ -1898,16 +1824,16 @@
     <w:next w:val="Normal"/>
     <w:qFormat/>
     <w:pPr>
-      <w:spacing w:after="100" w:before="180"/>
+      <w:spacing w:before="180" w:after="100"/>
       <w:outlineLvl w:val="2"/>
     </w:pPr>
     <w:rPr>
-      <w:rFonts w:ascii="Cambria" w:cs="Cambria" w:eastAsia="Cambria" w:hAnsi="Cambria"/>
       <w:b/>
       <w:bCs/>
       <w:color w:val="163A5F"/>
       <w:sz w:val="23"/>
       <w:szCs w:val="23"/>
+      <w:rFonts w:ascii="Cambria" w:cs="Cambria" w:eastAsia="Cambria" w:hAnsi="Cambria"/>
     </w:rPr>
   </w:style>
 </w:styles>

--- a/reports/projects/4.1.1_Report.docx
+++ b/reports/projects/4.1.1_Report.docx
@@ -64,7 +64,7 @@
           <w:szCs w:val="19"/>
           <w:rFonts w:ascii="Cambria" w:cs="Cambria" w:eastAsia="Cambria" w:hAnsi="Cambria"/>
         </w:rPr>
-        <w:t xml:space="preserve">July 2, 2026</w:t>
+        <w:t xml:space="preserve">July 3, 2026</w:t>
       </w:r>
     </w:p>
     <w:tbl>
@@ -1412,7 +1412,7 @@
         <w:szCs w:val="14"/>
         <w:rFonts w:ascii="Cambria" w:cs="Cambria" w:eastAsia="Cambria" w:hAnsi="Cambria"/>
       </w:rPr>
-      <w:t xml:space="preserve">Generated July 2, 2026  |  California Community Colleges  |  MAP Initiative</w:t>
+      <w:t xml:space="preserve">Generated July 3, 2026  |  California Community Colleges  |  MAP Initiative</w:t>
     </w:r>
     <w:r>
       <w:rPr>

--- a/reports/projects/4.1.1_Report.docx
+++ b/reports/projects/4.1.1_Report.docx
@@ -1412,7 +1412,7 @@
         <w:szCs w:val="14"/>
         <w:rFonts w:ascii="Cambria" w:cs="Cambria" w:eastAsia="Cambria" w:hAnsi="Cambria"/>
       </w:rPr>
-      <w:t xml:space="preserve">Generated July 3, 2026  |  California Community Colleges  |  MAP Initiative</w:t>
+      <w:t xml:space="preserve">Generated July 3, 2026  |  California Community Colleges  |  CPL Initiative</w:t>
     </w:r>
     <w:r>
       <w:rPr>

--- a/reports/projects/4.1.1_Report.docx
+++ b/reports/projects/4.1.1_Report.docx
@@ -64,7 +64,7 @@
           <w:szCs w:val="19"/>
           <w:rFonts w:ascii="Cambria" w:cs="Cambria" w:eastAsia="Cambria" w:hAnsi="Cambria"/>
         </w:rPr>
-        <w:t xml:space="preserve">July 3, 2026</w:t>
+        <w:t xml:space="preserve">July 4, 2026</w:t>
       </w:r>
     </w:p>
     <w:tbl>
@@ -1412,7 +1412,7 @@
         <w:szCs w:val="14"/>
         <w:rFonts w:ascii="Cambria" w:cs="Cambria" w:eastAsia="Cambria" w:hAnsi="Cambria"/>
       </w:rPr>
-      <w:t xml:space="preserve">Generated July 3, 2026  |  California Community Colleges  |  CPL Initiative</w:t>
+      <w:t xml:space="preserve">Generated July 4, 2026  |  California Community Colleges  |  CPL Initiative</w:t>
     </w:r>
     <w:r>
       <w:rPr>

--- a/reports/projects/4.1.1_Report.docx
+++ b/reports/projects/4.1.1_Report.docx
@@ -64,7 +64,7 @@
           <w:szCs w:val="19"/>
           <w:rFonts w:ascii="Cambria" w:cs="Cambria" w:eastAsia="Cambria" w:hAnsi="Cambria"/>
         </w:rPr>
-        <w:t xml:space="preserve">July 4, 2026</w:t>
+        <w:t xml:space="preserve">July 5, 2026</w:t>
       </w:r>
     </w:p>
     <w:tbl>
@@ -1412,7 +1412,7 @@
         <w:szCs w:val="14"/>
         <w:rFonts w:ascii="Cambria" w:cs="Cambria" w:eastAsia="Cambria" w:hAnsi="Cambria"/>
       </w:rPr>
-      <w:t xml:space="preserve">Generated July 4, 2026  |  California Community Colleges  |  CPL Initiative</w:t>
+      <w:t xml:space="preserve">Generated July 5, 2026  |  California Community Colleges  |  CPL Initiative</w:t>
     </w:r>
     <w:r>
       <w:rPr>

--- a/reports/projects/4.1.1_Report.docx
+++ b/reports/projects/4.1.1_Report.docx
@@ -64,7 +64,7 @@
           <w:szCs w:val="19"/>
           <w:rFonts w:ascii="Cambria" w:cs="Cambria" w:eastAsia="Cambria" w:hAnsi="Cambria"/>
         </w:rPr>
-        <w:t xml:space="preserve">July 5, 2026</w:t>
+        <w:t xml:space="preserve">July 6, 2026</w:t>
       </w:r>
     </w:p>
     <w:tbl>
@@ -1412,7 +1412,7 @@
         <w:szCs w:val="14"/>
         <w:rFonts w:ascii="Cambria" w:cs="Cambria" w:eastAsia="Cambria" w:hAnsi="Cambria"/>
       </w:rPr>
-      <w:t xml:space="preserve">Generated July 5, 2026  |  California Community Colleges  |  CPL Initiative</w:t>
+      <w:t xml:space="preserve">Generated July 6, 2026  |  California Community Colleges  |  CPL Initiative</w:t>
     </w:r>
     <w:r>
       <w:rPr>

--- a/reports/projects/4.1.1_Report.docx
+++ b/reports/projects/4.1.1_Report.docx
@@ -64,7 +64,7 @@
           <w:szCs w:val="19"/>
           <w:rFonts w:ascii="Cambria" w:cs="Cambria" w:eastAsia="Cambria" w:hAnsi="Cambria"/>
         </w:rPr>
-        <w:t xml:space="preserve">July 6, 2026</w:t>
+        <w:t xml:space="preserve">July 7, 2026</w:t>
       </w:r>
     </w:p>
     <w:tbl>
@@ -1412,7 +1412,7 @@
         <w:szCs w:val="14"/>
         <w:rFonts w:ascii="Cambria" w:cs="Cambria" w:eastAsia="Cambria" w:hAnsi="Cambria"/>
       </w:rPr>
-      <w:t xml:space="preserve">Generated July 6, 2026  |  California Community Colleges  |  CPL Initiative</w:t>
+      <w:t xml:space="preserve">Generated July 7, 2026  |  California Community Colleges  |  CPL Initiative</w:t>
     </w:r>
     <w:r>
       <w:rPr>

--- a/reports/projects/4.1.1_Report.docx
+++ b/reports/projects/4.1.1_Report.docx
@@ -64,7 +64,7 @@
           <w:szCs w:val="19"/>
           <w:rFonts w:ascii="Cambria" w:cs="Cambria" w:eastAsia="Cambria" w:hAnsi="Cambria"/>
         </w:rPr>
-        <w:t xml:space="preserve">July 7, 2026</w:t>
+        <w:t xml:space="preserve">July 8, 2026</w:t>
       </w:r>
     </w:p>
     <w:tbl>
@@ -1412,7 +1412,7 @@
         <w:szCs w:val="14"/>
         <w:rFonts w:ascii="Cambria" w:cs="Cambria" w:eastAsia="Cambria" w:hAnsi="Cambria"/>
       </w:rPr>
-      <w:t xml:space="preserve">Generated July 7, 2026  |  California Community Colleges  |  CPL Initiative</w:t>
+      <w:t xml:space="preserve">Generated July 8, 2026  |  California Community Colleges  |  CPL Initiative</w:t>
     </w:r>
     <w:r>
       <w:rPr>

--- a/reports/projects/4.1.1_Report.docx
+++ b/reports/projects/4.1.1_Report.docx
@@ -64,7 +64,7 @@
           <w:szCs w:val="19"/>
           <w:rFonts w:ascii="Cambria" w:cs="Cambria" w:eastAsia="Cambria" w:hAnsi="Cambria"/>
         </w:rPr>
-        <w:t xml:space="preserve">July 8, 2026</w:t>
+        <w:t xml:space="preserve">July 9, 2026</w:t>
       </w:r>
     </w:p>
     <w:tbl>
@@ -1412,7 +1412,7 @@
         <w:szCs w:val="14"/>
         <w:rFonts w:ascii="Cambria" w:cs="Cambria" w:eastAsia="Cambria" w:hAnsi="Cambria"/>
       </w:rPr>
-      <w:t xml:space="preserve">Generated July 8, 2026  |  California Community Colleges  |  CPL Initiative</w:t>
+      <w:t xml:space="preserve">Generated July 9, 2026  |  California Community Colleges  |  CPL Initiative</w:t>
     </w:r>
     <w:r>
       <w:rPr>

--- a/reports/projects/4.1.1_Report.docx
+++ b/reports/projects/4.1.1_Report.docx
@@ -64,7 +64,7 @@
           <w:szCs w:val="19"/>
           <w:rFonts w:ascii="Cambria" w:cs="Cambria" w:eastAsia="Cambria" w:hAnsi="Cambria"/>
         </w:rPr>
-        <w:t xml:space="preserve">July 9, 2026</w:t>
+        <w:t xml:space="preserve">July 10, 2026</w:t>
       </w:r>
     </w:p>
     <w:tbl>
@@ -1412,7 +1412,7 @@
         <w:szCs w:val="14"/>
         <w:rFonts w:ascii="Cambria" w:cs="Cambria" w:eastAsia="Cambria" w:hAnsi="Cambria"/>
       </w:rPr>
-      <w:t xml:space="preserve">Generated July 9, 2026  |  California Community Colleges  |  CPL Initiative</w:t>
+      <w:t xml:space="preserve">Generated July 10, 2026  |  California Community Colleges  |  CPL Initiative</w:t>
     </w:r>
     <w:r>
       <w:rPr>

--- a/reports/projects/4.1.1_Report.docx
+++ b/reports/projects/4.1.1_Report.docx
@@ -64,7 +64,7 @@
           <w:szCs w:val="19"/>
           <w:rFonts w:ascii="Cambria" w:cs="Cambria" w:eastAsia="Cambria" w:hAnsi="Cambria"/>
         </w:rPr>
-        <w:t xml:space="preserve">July 10, 2026</w:t>
+        <w:t xml:space="preserve">July 11, 2026</w:t>
       </w:r>
     </w:p>
     <w:tbl>
@@ -1412,7 +1412,7 @@
         <w:szCs w:val="14"/>
         <w:rFonts w:ascii="Cambria" w:cs="Cambria" w:eastAsia="Cambria" w:hAnsi="Cambria"/>
       </w:rPr>
-      <w:t xml:space="preserve">Generated July 10, 2026  |  California Community Colleges  |  CPL Initiative</w:t>
+      <w:t xml:space="preserve">Generated July 11, 2026  |  California Community Colleges  |  CPL Initiative</w:t>
     </w:r>
     <w:r>
       <w:rPr>

--- a/reports/projects/4.1.1_Report.docx
+++ b/reports/projects/4.1.1_Report.docx
@@ -64,7 +64,7 @@
           <w:szCs w:val="19"/>
           <w:rFonts w:ascii="Cambria" w:cs="Cambria" w:eastAsia="Cambria" w:hAnsi="Cambria"/>
         </w:rPr>
-        <w:t xml:space="preserve">July 11, 2026</w:t>
+        <w:t xml:space="preserve">July 12, 2026</w:t>
       </w:r>
     </w:p>
     <w:tbl>
@@ -1412,7 +1412,7 @@
         <w:szCs w:val="14"/>
         <w:rFonts w:ascii="Cambria" w:cs="Cambria" w:eastAsia="Cambria" w:hAnsi="Cambria"/>
       </w:rPr>
-      <w:t xml:space="preserve">Generated July 11, 2026  |  California Community Colleges  |  CPL Initiative</w:t>
+      <w:t xml:space="preserve">Generated July 12, 2026  |  California Community Colleges  |  CPL Initiative</w:t>
     </w:r>
     <w:r>
       <w:rPr>

--- a/reports/projects/4.1.1_Report.docx
+++ b/reports/projects/4.1.1_Report.docx
@@ -64,7 +64,7 @@
           <w:szCs w:val="19"/>
           <w:rFonts w:ascii="Cambria" w:cs="Cambria" w:eastAsia="Cambria" w:hAnsi="Cambria"/>
         </w:rPr>
-        <w:t xml:space="preserve">July 12, 2026</w:t>
+        <w:t xml:space="preserve">July 13, 2026</w:t>
       </w:r>
     </w:p>
     <w:tbl>
@@ -1412,7 +1412,7 @@
         <w:szCs w:val="14"/>
         <w:rFonts w:ascii="Cambria" w:cs="Cambria" w:eastAsia="Cambria" w:hAnsi="Cambria"/>
       </w:rPr>
-      <w:t xml:space="preserve">Generated July 12, 2026  |  California Community Colleges  |  CPL Initiative</w:t>
+      <w:t xml:space="preserve">Generated July 13, 2026  |  California Community Colleges  |  CPL Initiative</w:t>
     </w:r>
     <w:r>
       <w:rPr>

--- a/reports/projects/4.1.1_Report.docx
+++ b/reports/projects/4.1.1_Report.docx
@@ -64,7 +64,7 @@
           <w:szCs w:val="19"/>
           <w:rFonts w:ascii="Cambria" w:cs="Cambria" w:eastAsia="Cambria" w:hAnsi="Cambria"/>
         </w:rPr>
-        <w:t xml:space="preserve">July 13, 2026</w:t>
+        <w:t xml:space="preserve">July 14, 2026</w:t>
       </w:r>
     </w:p>
     <w:tbl>
@@ -1412,7 +1412,7 @@
         <w:szCs w:val="14"/>
         <w:rFonts w:ascii="Cambria" w:cs="Cambria" w:eastAsia="Cambria" w:hAnsi="Cambria"/>
       </w:rPr>
-      <w:t xml:space="preserve">Generated July 13, 2026  |  California Community Colleges  |  CPL Initiative</w:t>
+      <w:t xml:space="preserve">Generated July 14, 2026  |  California Community Colleges  |  CPL Initiative</w:t>
     </w:r>
     <w:r>
       <w:rPr>

--- a/reports/projects/4.1.1_Report.docx
+++ b/reports/projects/4.1.1_Report.docx
@@ -64,7 +64,7 @@
           <w:szCs w:val="19"/>
           <w:rFonts w:ascii="Cambria" w:cs="Cambria" w:eastAsia="Cambria" w:hAnsi="Cambria"/>
         </w:rPr>
-        <w:t xml:space="preserve">July 14, 2026</w:t>
+        <w:t xml:space="preserve">July 15, 2026</w:t>
       </w:r>
     </w:p>
     <w:tbl>
@@ -1412,7 +1412,7 @@
         <w:szCs w:val="14"/>
         <w:rFonts w:ascii="Cambria" w:cs="Cambria" w:eastAsia="Cambria" w:hAnsi="Cambria"/>
       </w:rPr>
-      <w:t xml:space="preserve">Generated July 14, 2026  |  California Community Colleges  |  CPL Initiative</w:t>
+      <w:t xml:space="preserve">Generated July 15, 2026  |  California Community Colleges  |  CPL Initiative</w:t>
     </w:r>
     <w:r>
       <w:rPr>

--- a/reports/projects/4.1.1_Report.docx
+++ b/reports/projects/4.1.1_Report.docx
@@ -64,7 +64,7 @@
           <w:szCs w:val="19"/>
           <w:rFonts w:ascii="Cambria" w:cs="Cambria" w:eastAsia="Cambria" w:hAnsi="Cambria"/>
         </w:rPr>
-        <w:t xml:space="preserve">July 15, 2026</w:t>
+        <w:t xml:space="preserve">July 16, 2026</w:t>
       </w:r>
     </w:p>
     <w:tbl>
@@ -1412,7 +1412,7 @@
         <w:szCs w:val="14"/>
         <w:rFonts w:ascii="Cambria" w:cs="Cambria" w:eastAsia="Cambria" w:hAnsi="Cambria"/>
       </w:rPr>
-      <w:t xml:space="preserve">Generated July 15, 2026  |  California Community Colleges  |  CPL Initiative</w:t>
+      <w:t xml:space="preserve">Generated July 16, 2026  |  California Community Colleges  |  CPL Initiative</w:t>
     </w:r>
     <w:r>
       <w:rPr>

--- a/reports/projects/4.1.1_Report.docx
+++ b/reports/projects/4.1.1_Report.docx
@@ -64,7 +64,7 @@
           <w:szCs w:val="19"/>
           <w:rFonts w:ascii="Cambria" w:cs="Cambria" w:eastAsia="Cambria" w:hAnsi="Cambria"/>
         </w:rPr>
-        <w:t xml:space="preserve">July 16, 2026</w:t>
+        <w:t xml:space="preserve">July 17, 2026</w:t>
       </w:r>
     </w:p>
     <w:tbl>
@@ -1412,7 +1412,7 @@
         <w:szCs w:val="14"/>
         <w:rFonts w:ascii="Cambria" w:cs="Cambria" w:eastAsia="Cambria" w:hAnsi="Cambria"/>
       </w:rPr>
-      <w:t xml:space="preserve">Generated July 16, 2026  |  California Community Colleges  |  CPL Initiative</w:t>
+      <w:t xml:space="preserve">Generated July 17, 2026  |  California Community Colleges  |  CPL Initiative</w:t>
     </w:r>
     <w:r>
       <w:rPr>

--- a/reports/projects/4.1.1_Report.docx
+++ b/reports/projects/4.1.1_Report.docx
@@ -64,7 +64,7 @@
           <w:szCs w:val="19"/>
           <w:rFonts w:ascii="Cambria" w:cs="Cambria" w:eastAsia="Cambria" w:hAnsi="Cambria"/>
         </w:rPr>
-        <w:t xml:space="preserve">July 17, 2026</w:t>
+        <w:t xml:space="preserve">July 18, 2026</w:t>
       </w:r>
     </w:p>
     <w:tbl>
@@ -1412,7 +1412,7 @@
         <w:szCs w:val="14"/>
         <w:rFonts w:ascii="Cambria" w:cs="Cambria" w:eastAsia="Cambria" w:hAnsi="Cambria"/>
       </w:rPr>
-      <w:t xml:space="preserve">Generated July 17, 2026  |  California Community Colleges  |  CPL Initiative</w:t>
+      <w:t xml:space="preserve">Generated July 18, 2026  |  California Community Colleges  |  CPL Initiative</w:t>
     </w:r>
     <w:r>
       <w:rPr>

--- a/reports/projects/4.1.1_Report.docx
+++ b/reports/projects/4.1.1_Report.docx
@@ -64,7 +64,7 @@
           <w:szCs w:val="19"/>
           <w:rFonts w:ascii="Cambria" w:cs="Cambria" w:eastAsia="Cambria" w:hAnsi="Cambria"/>
         </w:rPr>
-        <w:t xml:space="preserve">July 18, 2026</w:t>
+        <w:t xml:space="preserve">July 19, 2026</w:t>
       </w:r>
     </w:p>
     <w:tbl>
@@ -1412,7 +1412,7 @@
         <w:szCs w:val="14"/>
         <w:rFonts w:ascii="Cambria" w:cs="Cambria" w:eastAsia="Cambria" w:hAnsi="Cambria"/>
       </w:rPr>
-      <w:t xml:space="preserve">Generated July 18, 2026  |  California Community Colleges  |  CPL Initiative</w:t>
+      <w:t xml:space="preserve">Generated July 19, 2026  |  California Community Colleges  |  CPL Initiative</w:t>
     </w:r>
     <w:r>
       <w:rPr>

--- a/reports/projects/4.1.1_Report.docx
+++ b/reports/projects/4.1.1_Report.docx
@@ -64,7 +64,7 @@
           <w:szCs w:val="19"/>
           <w:rFonts w:ascii="Cambria" w:cs="Cambria" w:eastAsia="Cambria" w:hAnsi="Cambria"/>
         </w:rPr>
-        <w:t xml:space="preserve">July 19, 2026</w:t>
+        <w:t xml:space="preserve">July 20, 2026</w:t>
       </w:r>
     </w:p>
     <w:tbl>
@@ -1412,7 +1412,7 @@
         <w:szCs w:val="14"/>
         <w:rFonts w:ascii="Cambria" w:cs="Cambria" w:eastAsia="Cambria" w:hAnsi="Cambria"/>
       </w:rPr>
-      <w:t xml:space="preserve">Generated July 19, 2026  |  California Community Colleges  |  CPL Initiative</w:t>
+      <w:t xml:space="preserve">Generated July 20, 2026  |  California Community Colleges  |  CPL Initiative</w:t>
     </w:r>
     <w:r>
       <w:rPr>

--- a/reports/projects/4.1.1_Report.docx
+++ b/reports/projects/4.1.1_Report.docx
@@ -64,7 +64,7 @@
           <w:szCs w:val="19"/>
           <w:rFonts w:ascii="Cambria" w:cs="Cambria" w:eastAsia="Cambria" w:hAnsi="Cambria"/>
         </w:rPr>
-        <w:t xml:space="preserve">July 20, 2026</w:t>
+        <w:t xml:space="preserve">July 21, 2026</w:t>
       </w:r>
     </w:p>
     <w:tbl>
@@ -1412,7 +1412,7 @@
         <w:szCs w:val="14"/>
         <w:rFonts w:ascii="Cambria" w:cs="Cambria" w:eastAsia="Cambria" w:hAnsi="Cambria"/>
       </w:rPr>
-      <w:t xml:space="preserve">Generated July 20, 2026  |  California Community Colleges  |  CPL Initiative</w:t>
+      <w:t xml:space="preserve">Generated July 21, 2026  |  California Community Colleges  |  CPL Initiative</w:t>
     </w:r>
     <w:r>
       <w:rPr>

--- a/reports/projects/4.1.1_Report.docx
+++ b/reports/projects/4.1.1_Report.docx
@@ -64,7 +64,7 @@
           <w:szCs w:val="19"/>
           <w:rFonts w:ascii="Cambria" w:cs="Cambria" w:eastAsia="Cambria" w:hAnsi="Cambria"/>
         </w:rPr>
-        <w:t xml:space="preserve">July 21, 2026</w:t>
+        <w:t xml:space="preserve">July 22, 2026</w:t>
       </w:r>
     </w:p>
     <w:tbl>
@@ -1412,7 +1412,7 @@
         <w:szCs w:val="14"/>
         <w:rFonts w:ascii="Cambria" w:cs="Cambria" w:eastAsia="Cambria" w:hAnsi="Cambria"/>
       </w:rPr>
-      <w:t xml:space="preserve">Generated July 21, 2026  |  California Community Colleges  |  CPL Initiative</w:t>
+      <w:t xml:space="preserve">Generated July 22, 2026  |  California Community Colleges  |  CPL Initiative</w:t>
     </w:r>
     <w:r>
       <w:rPr>

--- a/reports/projects/4.1.1_Report.docx
+++ b/reports/projects/4.1.1_Report.docx
@@ -20,7 +20,7 @@
           <w:szCs w:val="32"/>
           <w:rFonts w:ascii="Cambria" w:cs="Cambria" w:eastAsia="Cambria" w:hAnsi="Cambria"/>
         </w:rPr>
-        <w:t xml:space="preserve">4.1.1  Veteran Sprint</w:t>
+        <w:t xml:space="preserve">4.1.1  29 Palms Marine Corps Base Demo</w:t>
       </w:r>
     </w:p>
     <w:p>
@@ -32,12 +32,12 @@
         <w:rPr>
           <w:b/>
           <w:bCs/>
-          <w:color w:val="2A7D4F"/>
+          <w:color w:val="C9A84C"/>
           <w:sz w:val="24"/>
           <w:szCs w:val="24"/>
           <w:rFonts w:ascii="Cambria" w:cs="Cambria" w:eastAsia="Cambria" w:hAnsi="Cambria"/>
         </w:rPr>
-        <w:t xml:space="preserve">✔ On Track</w:t>
+        <w:t xml:space="preserve">↑ In Progress</w:t>
       </w:r>
     </w:p>
     <w:p>
@@ -143,12 +143,12 @@
               <w:rPr>
                 <w:b/>
                 <w:bCs/>
-                <w:color w:val="2A7D4F"/>
-                <w:sz w:val="20"/>
-                <w:szCs w:val="20"/>
-                <w:rFonts w:ascii="Cambria" w:cs="Cambria" w:eastAsia="Cambria" w:hAnsi="Cambria"/>
-              </w:rPr>
-              <w:t xml:space="preserve">On Track</w:t>
+                <w:color w:val="C9A84C"/>
+                <w:sz w:val="20"/>
+                <w:szCs w:val="20"/>
+                <w:rFonts w:ascii="Cambria" w:cs="Cambria" w:eastAsia="Cambria" w:hAnsi="Cambria"/>
+              </w:rPr>
+              <w:t xml:space="preserve">In Progress</w:t>
             </w:r>
           </w:p>
         </w:tc>
@@ -213,12 +213,12 @@
               <w:rPr>
                 <w:b/>
                 <w:bCs/>
-                <w:color w:val="2A7D4F"/>
-                <w:sz w:val="20"/>
-                <w:szCs w:val="20"/>
-                <w:rFonts w:ascii="Cambria" w:cs="Cambria" w:eastAsia="Cambria" w:hAnsi="Cambria"/>
-              </w:rPr>
-              <w:t xml:space="preserve">65%</w:t>
+                <w:color w:val="C9A84C"/>
+                <w:sz w:val="20"/>
+                <w:szCs w:val="20"/>
+                <w:rFonts w:ascii="Cambria" w:cs="Cambria" w:eastAsia="Cambria" w:hAnsi="Cambria"/>
+              </w:rPr>
+              <w:t xml:space="preserve">20%</w:t>
             </w:r>
           </w:p>
         </w:tc>
@@ -428,7 +428,7 @@
                 <w:szCs w:val="20"/>
                 <w:rFonts w:ascii="Cambria" w:cs="Cambria" w:eastAsia="Cambria" w:hAnsi="Cambria"/>
               </w:rPr>
-              <w:t xml:space="preserve">2 Count of sprint goal progress achieved</w:t>
+              <w:t xml:space="preserve">0 MOS pathways developed</w:t>
             </w:r>
           </w:p>
         </w:tc>
@@ -638,7 +638,7 @@
                 <w:szCs w:val="20"/>
                 <w:rFonts w:ascii="Cambria" w:cs="Cambria" w:eastAsia="Cambria" w:hAnsi="Cambria"/>
               </w:rPr>
-              <w:t xml:space="preserve">2/1</w:t>
+              <w:t xml:space="preserve">0/1</w:t>
             </w:r>
           </w:p>
         </w:tc>
@@ -708,7 +708,7 @@
                 <w:szCs w:val="20"/>
                 <w:rFonts w:ascii="Cambria" w:cs="Cambria" w:eastAsia="Cambria" w:hAnsi="Cambria"/>
               </w:rPr>
-              <w:t xml:space="preserve">2/2</w:t>
+              <w:t xml:space="preserve">0/2</w:t>
             </w:r>
           </w:p>
         </w:tc>
@@ -778,7 +778,7 @@
                 <w:szCs w:val="20"/>
                 <w:rFonts w:ascii="Cambria" w:cs="Cambria" w:eastAsia="Cambria" w:hAnsi="Cambria"/>
               </w:rPr>
-              <w:t xml:space="preserve">2/3</w:t>
+              <w:t xml:space="preserve">0/3</w:t>
             </w:r>
           </w:p>
         </w:tc>
@@ -848,7 +848,7 @@
                 <w:szCs w:val="20"/>
                 <w:rFonts w:ascii="Cambria" w:cs="Cambria" w:eastAsia="Cambria" w:hAnsi="Cambria"/>
               </w:rPr>
-              <w:t xml:space="preserve">2/4</w:t>
+              <w:t xml:space="preserve">0/4</w:t>
             </w:r>
           </w:p>
         </w:tc>
@@ -918,7 +918,7 @@
                 <w:szCs w:val="20"/>
                 <w:rFonts w:ascii="Cambria" w:cs="Cambria" w:eastAsia="Cambria" w:hAnsi="Cambria"/>
               </w:rPr>
-              <w:t xml:space="preserve">2/5</w:t>
+              <w:t xml:space="preserve">0/5</w:t>
             </w:r>
           </w:p>
         </w:tc>
@@ -943,7 +943,7 @@
           <w:szCs w:val="21"/>
           <w:rFonts w:ascii="Cambria" w:cs="Cambria" w:eastAsia="Cambria" w:hAnsi="Cambria"/>
         </w:rPr>
-        <w:t xml:space="preserve">Ensure all 34,000+ enrolled CCC veterans have JSTs processed in MAP; 3 goals: JST upload, basic training credit, systemwide articulation, military base demonstration project</w:t>
+        <w:t xml:space="preserve">Partnership with Twentynine Palms MCAGCC + Copper Mountain College; develop CPL pathways for 42 MOS trained at base</w:t>
       </w:r>
     </w:p>
     <w:p>
@@ -979,7 +979,7 @@
           <w:szCs w:val="21"/>
           <w:rFonts w:ascii="Cambria" w:cs="Cambria" w:eastAsia="Cambria" w:hAnsi="Cambria"/>
         </w:rPr>
-        <w:t xml:space="preserve">As of July 1, 2026, the MAP team continues advancing all three Military CPL goals. For Goal 1, 24,937 Joint Services Transcripts (JSTs) have been uploaded from 107 California Community Colleges, with ongoing technical assistance, JST Portal training, and a statewide CCCCO bulk-order solution in development to help close the remaining gap for 34,063 enrolled service members. For Goal 2, more than 20 colleges now award Health and Kinesiology course credit for basic military training, and the MAP team will continue supporting colleges in transitioning from waive, clear, or satisfy designations to transcripted course credit. For Goal 3, 43 colleges have implemented Military ACE Credit Recommendations, resulting in 600 unique college courses, 998 unique ACE Credit Recommendations, and 1,022 total articulations. The MAP team will continue expanding implementation statewide through demonstrations, professional development, and individualized college support. With an addition of two veterans counselors, the VS team will focus on Goals 2 and 3 in Summer/Fall. Priority 1 is Goal 2 for remaining colleges to adopt Credit for Basic Military Service (MAPMM-BMT1-1-001) Statewide Recommendation to align 1) One health course and 2) Two activity courses. Priority 2 is to utilize Most Common Credit Recommendations (MCCR) Table via CPL/Student Intake Module to increase CPL opportunities for service members attending any of our CCCs.</w:t>
+        <w:t xml:space="preserve">The MAP team has made significant progress supporting Copper Mountain College's Credit for Prior Learning (CPL) Demonstration Project. Staff, faculty, and administrators (25+ in training room at Copper Mountain College) received comprehensive technical training, while the project was presented to the Copper Mountain College Board of Trustees and Chancellor's Office executives (supported with PowerPoint Slides from MAP Team). The college's CPL Landing Page is now live, with standardized exams, Credit by Exam, military, and industry CPL opportunities available to the public. Updated (Submitted by Dean O'Donnell and A&amp;R Team) MIS data resulted in 72 identified veterans (enrolled only) and 78 Joint Services Transcripts (JSTs) uploaded in the MAP Platform. To date, faculty have approved 578 CPL articulations across 15 disciplines (272 military and 306 non-military), representing an estimated $472,000 in student savings and more than $2 million in statewide economic impact. In addition, a campus CPL subject matter expert has been identified, and the PRT Team has been established to support continued implementation with the first visit set for 09OCTOBER2026 and second visit set for 16NOVEMBER2026. Included in the PRT Team is VS Lead, Calvin Gloria, and MAP Team extended team member, Arlene Serrato. Last note, during training, MAP Team members (C.G., T.N., and J.B.) also visited the Joint Education Center at 29 Palms Base and met with representatives to discuss collaboration and future partnerships.</w:t>
       </w:r>
     </w:p>
     <w:p>
@@ -1001,7 +1001,7 @@
           <w:szCs w:val="21"/>
           <w:rFonts w:ascii="Cambria" w:cs="Cambria" w:eastAsia="Cambria" w:hAnsi="Cambria"/>
         </w:rPr>
-        <w:t xml:space="preserve">Veteran Sprint: 20,991 JSTs uploaded (62% of ~34,000 target). 75 colleges awarding basic training credit (up from ~15% baseline). 679 unique ACE credit recommendations covered. $163M estimated savings.</w:t>
+        <w:t xml:space="preserve">29 Palms Demo: New demonstration project launched. Developing CPL pathways for 42 Military Occupational Specialties (MOS) trained at MCAGCC. Coordinated outreach with Cal VET and military education center underway.</w:t>
       </w:r>
     </w:p>
     <w:p>
@@ -1023,7 +1023,7 @@
           <w:szCs w:val="21"/>
           <w:rFonts w:ascii="Cambria" w:cs="Cambria" w:eastAsia="Cambria" w:hAnsi="Cambria"/>
         </w:rPr>
-        <w:t xml:space="preserve">Goal 1: 100 colleges upload 5+ JSTs (78 of 100); Goal 2: 75 colleges award basic training credit; Goal 3: 58 colleges with articulated ACE recs</w:t>
+        <w:t xml:space="preserve">July 2026: Initial outcomes; March 2027: Scalable model for replication across 34 CA military bases</w:t>
       </w:r>
     </w:p>
     <w:p>
@@ -1511,7 +1511,7 @@
         <w:szCs w:val="16"/>
         <w:rFonts w:ascii="Cambria" w:cs="Cambria" w:eastAsia="Cambria" w:hAnsi="Cambria"/>
       </w:rPr>
-      <w:t xml:space="preserve">|  Veteran Sprint</w:t>
+      <w:t xml:space="preserve">|  29 Palms Marine Corps Base Demo</w:t>
     </w:r>
   </w:p>
 </w:hdr>

--- a/reports/projects/4.1.1_Report.docx
+++ b/reports/projects/4.1.1_Report.docx
@@ -64,7 +64,7 @@
           <w:szCs w:val="19"/>
           <w:rFonts w:ascii="Cambria" w:cs="Cambria" w:eastAsia="Cambria" w:hAnsi="Cambria"/>
         </w:rPr>
-        <w:t xml:space="preserve">July 22, 2026</w:t>
+        <w:t xml:space="preserve">July 23, 2026</w:t>
       </w:r>
     </w:p>
     <w:tbl>
@@ -1412,7 +1412,7 @@
         <w:szCs w:val="14"/>
         <w:rFonts w:ascii="Cambria" w:cs="Cambria" w:eastAsia="Cambria" w:hAnsi="Cambria"/>
       </w:rPr>
-      <w:t xml:space="preserve">Generated July 22, 2026  |  California Community Colleges  |  CPL Initiative</w:t>
+      <w:t xml:space="preserve">Generated July 23, 2026  |  California Community Colleges  |  CPL Initiative</w:t>
     </w:r>
     <w:r>
       <w:rPr>

--- a/reports/projects/4.1.1_Report.docx
+++ b/reports/projects/4.1.1_Report.docx
@@ -64,7 +64,7 @@
           <w:szCs w:val="19"/>
           <w:rFonts w:ascii="Cambria" w:cs="Cambria" w:eastAsia="Cambria" w:hAnsi="Cambria"/>
         </w:rPr>
-        <w:t xml:space="preserve">July 23, 2026</w:t>
+        <w:t xml:space="preserve">July 24, 2026</w:t>
       </w:r>
     </w:p>
     <w:tbl>
@@ -1412,7 +1412,7 @@
         <w:szCs w:val="14"/>
         <w:rFonts w:ascii="Cambria" w:cs="Cambria" w:eastAsia="Cambria" w:hAnsi="Cambria"/>
       </w:rPr>
-      <w:t xml:space="preserve">Generated July 23, 2026  |  California Community Colleges  |  CPL Initiative</w:t>
+      <w:t xml:space="preserve">Generated July 24, 2026  |  California Community Colleges  |  CPL Initiative</w:t>
     </w:r>
     <w:r>
       <w:rPr>

--- a/reports/projects/4.1.1_Report.docx
+++ b/reports/projects/4.1.1_Report.docx
@@ -64,7 +64,7 @@
           <w:szCs w:val="19"/>
           <w:rFonts w:ascii="Cambria" w:cs="Cambria" w:eastAsia="Cambria" w:hAnsi="Cambria"/>
         </w:rPr>
-        <w:t xml:space="preserve">July 24, 2026</w:t>
+        <w:t xml:space="preserve">July 25, 2026</w:t>
       </w:r>
     </w:p>
     <w:tbl>
@@ -1412,7 +1412,7 @@
         <w:szCs w:val="14"/>
         <w:rFonts w:ascii="Cambria" w:cs="Cambria" w:eastAsia="Cambria" w:hAnsi="Cambria"/>
       </w:rPr>
-      <w:t xml:space="preserve">Generated July 24, 2026  |  California Community Colleges  |  CPL Initiative</w:t>
+      <w:t xml:space="preserve">Generated July 25, 2026  |  California Community Colleges  |  CPL Initiative</w:t>
     </w:r>
     <w:r>
       <w:rPr>

--- a/reports/projects/4.1.1_Report.docx
+++ b/reports/projects/4.1.1_Report.docx
@@ -64,7 +64,7 @@
           <w:szCs w:val="19"/>
           <w:rFonts w:ascii="Cambria" w:cs="Cambria" w:eastAsia="Cambria" w:hAnsi="Cambria"/>
         </w:rPr>
-        <w:t xml:space="preserve">July 25, 2026</w:t>
+        <w:t xml:space="preserve">July 26, 2026</w:t>
       </w:r>
     </w:p>
     <w:tbl>
@@ -1412,7 +1412,7 @@
         <w:szCs w:val="14"/>
         <w:rFonts w:ascii="Cambria" w:cs="Cambria" w:eastAsia="Cambria" w:hAnsi="Cambria"/>
       </w:rPr>
-      <w:t xml:space="preserve">Generated July 25, 2026  |  California Community Colleges  |  CPL Initiative</w:t>
+      <w:t xml:space="preserve">Generated July 26, 2026  |  California Community Colleges  |  CPL Initiative</w:t>
     </w:r>
     <w:r>
       <w:rPr>

--- a/reports/projects/4.1.1_Report.docx
+++ b/reports/projects/4.1.1_Report.docx
@@ -64,7 +64,7 @@
           <w:szCs w:val="19"/>
           <w:rFonts w:ascii="Cambria" w:cs="Cambria" w:eastAsia="Cambria" w:hAnsi="Cambria"/>
         </w:rPr>
-        <w:t xml:space="preserve">July 26, 2026</w:t>
+        <w:t xml:space="preserve">July 27, 2026</w:t>
       </w:r>
     </w:p>
     <w:tbl>
@@ -1412,7 +1412,7 @@
         <w:szCs w:val="14"/>
         <w:rFonts w:ascii="Cambria" w:cs="Cambria" w:eastAsia="Cambria" w:hAnsi="Cambria"/>
       </w:rPr>
-      <w:t xml:space="preserve">Generated July 26, 2026  |  California Community Colleges  |  CPL Initiative</w:t>
+      <w:t xml:space="preserve">Generated July 27, 2026  |  California Community Colleges  |  CPL Initiative</w:t>
     </w:r>
     <w:r>
       <w:rPr>

--- a/reports/projects/4.1.1_Report.docx
+++ b/reports/projects/4.1.1_Report.docx
@@ -64,7 +64,7 @@
           <w:szCs w:val="19"/>
           <w:rFonts w:ascii="Cambria" w:cs="Cambria" w:eastAsia="Cambria" w:hAnsi="Cambria"/>
         </w:rPr>
-        <w:t xml:space="preserve">July 27, 2026</w:t>
+        <w:t xml:space="preserve">July 28, 2026</w:t>
       </w:r>
     </w:p>
     <w:tbl>
@@ -1412,7 +1412,7 @@
         <w:szCs w:val="14"/>
         <w:rFonts w:ascii="Cambria" w:cs="Cambria" w:eastAsia="Cambria" w:hAnsi="Cambria"/>
       </w:rPr>
-      <w:t xml:space="preserve">Generated July 27, 2026  |  California Community Colleges  |  CPL Initiative</w:t>
+      <w:t xml:space="preserve">Generated July 28, 2026  |  California Community Colleges  |  CPL Initiative</w:t>
     </w:r>
     <w:r>
       <w:rPr>

--- a/reports/projects/4.1.1_Report.docx
+++ b/reports/projects/4.1.1_Report.docx
@@ -64,7 +64,7 @@
           <w:szCs w:val="19"/>
           <w:rFonts w:ascii="Cambria" w:cs="Cambria" w:eastAsia="Cambria" w:hAnsi="Cambria"/>
         </w:rPr>
-        <w:t xml:space="preserve">July 28, 2026</w:t>
+        <w:t xml:space="preserve">July 29, 2026</w:t>
       </w:r>
     </w:p>
     <w:tbl>
@@ -1412,7 +1412,7 @@
         <w:szCs w:val="14"/>
         <w:rFonts w:ascii="Cambria" w:cs="Cambria" w:eastAsia="Cambria" w:hAnsi="Cambria"/>
       </w:rPr>
-      <w:t xml:space="preserve">Generated July 28, 2026  |  California Community Colleges  |  CPL Initiative</w:t>
+      <w:t xml:space="preserve">Generated July 29, 2026  |  California Community Colleges  |  CPL Initiative</w:t>
     </w:r>
     <w:r>
       <w:rPr>

--- a/reports/projects/4.1.1_Report.docx
+++ b/reports/projects/4.1.1_Report.docx
@@ -64,7 +64,7 @@
           <w:szCs w:val="19"/>
           <w:rFonts w:ascii="Cambria" w:cs="Cambria" w:eastAsia="Cambria" w:hAnsi="Cambria"/>
         </w:rPr>
-        <w:t xml:space="preserve">July 29, 2026</w:t>
+        <w:t xml:space="preserve">July 30, 2026</w:t>
       </w:r>
     </w:p>
     <w:tbl>
@@ -1412,7 +1412,7 @@
         <w:szCs w:val="14"/>
         <w:rFonts w:ascii="Cambria" w:cs="Cambria" w:eastAsia="Cambria" w:hAnsi="Cambria"/>
       </w:rPr>
-      <w:t xml:space="preserve">Generated July 29, 2026  |  California Community Colleges  |  CPL Initiative</w:t>
+      <w:t xml:space="preserve">Generated July 30, 2026  |  California Community Colleges  |  CPL Initiative</w:t>
     </w:r>
     <w:r>
       <w:rPr>

--- a/reports/projects/4.1.1_Report.docx
+++ b/reports/projects/4.1.1_Report.docx
@@ -64,7 +64,7 @@
           <w:szCs w:val="19"/>
           <w:rFonts w:ascii="Cambria" w:cs="Cambria" w:eastAsia="Cambria" w:hAnsi="Cambria"/>
         </w:rPr>
-        <w:t xml:space="preserve">July 30, 2026</w:t>
+        <w:t xml:space="preserve">July 31, 2026</w:t>
       </w:r>
     </w:p>
     <w:tbl>
@@ -1412,7 +1412,7 @@
         <w:szCs w:val="14"/>
         <w:rFonts w:ascii="Cambria" w:cs="Cambria" w:eastAsia="Cambria" w:hAnsi="Cambria"/>
       </w:rPr>
-      <w:t xml:space="preserve">Generated July 30, 2026  |  California Community Colleges  |  CPL Initiative</w:t>
+      <w:t xml:space="preserve">Generated July 31, 2026  |  California Community Colleges  |  CPL Initiative</w:t>
     </w:r>
     <w:r>
       <w:rPr>

--- a/reports/projects/4.1.1_Report.docx
+++ b/reports/projects/4.1.1_Report.docx
@@ -64,7 +64,7 @@
           <w:szCs w:val="19"/>
           <w:rFonts w:ascii="Cambria" w:cs="Cambria" w:eastAsia="Cambria" w:hAnsi="Cambria"/>
         </w:rPr>
-        <w:t xml:space="preserve">July 31, 2026</w:t>
+        <w:t xml:space="preserve">August 1, 2026</w:t>
       </w:r>
     </w:p>
     <w:tbl>
@@ -1412,7 +1412,7 @@
         <w:szCs w:val="14"/>
         <w:rFonts w:ascii="Cambria" w:cs="Cambria" w:eastAsia="Cambria" w:hAnsi="Cambria"/>
       </w:rPr>
-      <w:t xml:space="preserve">Generated July 31, 2026  |  California Community Colleges  |  CPL Initiative</w:t>
+      <w:t xml:space="preserve">Generated August 1, 2026  |  California Community Colleges  |  CPL Initiative</w:t>
     </w:r>
     <w:r>
       <w:rPr>

--- a/reports/projects/4.1.1_Report.docx
+++ b/reports/projects/4.1.1_Report.docx
@@ -64,7 +64,7 @@
           <w:szCs w:val="19"/>
           <w:rFonts w:ascii="Cambria" w:cs="Cambria" w:eastAsia="Cambria" w:hAnsi="Cambria"/>
         </w:rPr>
-        <w:t xml:space="preserve">August 1, 2026</w:t>
+        <w:t xml:space="preserve">August 2, 2026</w:t>
       </w:r>
     </w:p>
     <w:tbl>
@@ -1412,7 +1412,7 @@
         <w:szCs w:val="14"/>
         <w:rFonts w:ascii="Cambria" w:cs="Cambria" w:eastAsia="Cambria" w:hAnsi="Cambria"/>
       </w:rPr>
-      <w:t xml:space="preserve">Generated August 1, 2026  |  California Community Colleges  |  CPL Initiative</w:t>
+      <w:t xml:space="preserve">Generated August 2, 2026  |  California Community Colleges  |  CPL Initiative</w:t>
     </w:r>
     <w:r>
       <w:rPr>

--- a/reports/projects/4.1.1_Report.docx
+++ b/reports/projects/4.1.1_Report.docx
@@ -64,7 +64,7 @@
           <w:szCs w:val="19"/>
           <w:rFonts w:ascii="Cambria" w:cs="Cambria" w:eastAsia="Cambria" w:hAnsi="Cambria"/>
         </w:rPr>
-        <w:t xml:space="preserve">August 2, 2026</w:t>
+        <w:t xml:space="preserve">August 3, 2026</w:t>
       </w:r>
     </w:p>
     <w:tbl>
@@ -1412,7 +1412,7 @@
         <w:szCs w:val="14"/>
         <w:rFonts w:ascii="Cambria" w:cs="Cambria" w:eastAsia="Cambria" w:hAnsi="Cambria"/>
       </w:rPr>
-      <w:t xml:space="preserve">Generated August 2, 2026  |  California Community Colleges  |  CPL Initiative</w:t>
+      <w:t xml:space="preserve">Generated August 3, 2026  |  California Community Colleges  |  CPL Initiative</w:t>
     </w:r>
     <w:r>
       <w:rPr>

--- a/reports/projects/4.1.1_Report.docx
+++ b/reports/projects/4.1.1_Report.docx
@@ -64,7 +64,7 @@
           <w:szCs w:val="19"/>
           <w:rFonts w:ascii="Cambria" w:cs="Cambria" w:eastAsia="Cambria" w:hAnsi="Cambria"/>
         </w:rPr>
-        <w:t xml:space="preserve">August 3, 2026</w:t>
+        <w:t xml:space="preserve">August 4, 2026</w:t>
       </w:r>
     </w:p>
     <w:tbl>
@@ -1412,7 +1412,7 @@
         <w:szCs w:val="14"/>
         <w:rFonts w:ascii="Cambria" w:cs="Cambria" w:eastAsia="Cambria" w:hAnsi="Cambria"/>
       </w:rPr>
-      <w:t xml:space="preserve">Generated August 3, 2026  |  California Community Colleges  |  CPL Initiative</w:t>
+      <w:t xml:space="preserve">Generated August 4, 2026  |  California Community Colleges  |  CPL Initiative</w:t>
     </w:r>
     <w:r>
       <w:rPr>

--- a/reports/projects/4.1.1_Report.docx
+++ b/reports/projects/4.1.1_Report.docx
@@ -64,7 +64,7 @@
           <w:szCs w:val="19"/>
           <w:rFonts w:ascii="Cambria" w:cs="Cambria" w:eastAsia="Cambria" w:hAnsi="Cambria"/>
         </w:rPr>
-        <w:t xml:space="preserve">August 4, 2026</w:t>
+        <w:t xml:space="preserve">August 5, 2026</w:t>
       </w:r>
     </w:p>
     <w:tbl>
@@ -1412,7 +1412,7 @@
         <w:szCs w:val="14"/>
         <w:rFonts w:ascii="Cambria" w:cs="Cambria" w:eastAsia="Cambria" w:hAnsi="Cambria"/>
       </w:rPr>
-      <w:t xml:space="preserve">Generated August 4, 2026  |  California Community Colleges  |  CPL Initiative</w:t>
+      <w:t xml:space="preserve">Generated August 5, 2026  |  California Community Colleges  |  CPL Initiative</w:t>
     </w:r>
     <w:r>
       <w:rPr>

--- a/reports/projects/4.1.1_Report.docx
+++ b/reports/projects/4.1.1_Report.docx
@@ -64,7 +64,7 @@
           <w:szCs w:val="19"/>
           <w:rFonts w:ascii="Cambria" w:cs="Cambria" w:eastAsia="Cambria" w:hAnsi="Cambria"/>
         </w:rPr>
-        <w:t xml:space="preserve">August 5, 2026</w:t>
+        <w:t xml:space="preserve">August 6, 2026</w:t>
       </w:r>
     </w:p>
     <w:tbl>
@@ -1412,7 +1412,7 @@
         <w:szCs w:val="14"/>
         <w:rFonts w:ascii="Cambria" w:cs="Cambria" w:eastAsia="Cambria" w:hAnsi="Cambria"/>
       </w:rPr>
-      <w:t xml:space="preserve">Generated August 5, 2026  |  California Community Colleges  |  CPL Initiative</w:t>
+      <w:t xml:space="preserve">Generated August 6, 2026  |  California Community Colleges  |  CPL Initiative</w:t>
     </w:r>
     <w:r>
       <w:rPr>

--- a/reports/projects/4.1.1_Report.docx
+++ b/reports/projects/4.1.1_Report.docx
@@ -64,7 +64,7 @@
           <w:szCs w:val="19"/>
           <w:rFonts w:ascii="Cambria" w:cs="Cambria" w:eastAsia="Cambria" w:hAnsi="Cambria"/>
         </w:rPr>
-        <w:t xml:space="preserve">August 6, 2026</w:t>
+        <w:t xml:space="preserve">August 7, 2026</w:t>
       </w:r>
     </w:p>
     <w:tbl>
@@ -1412,7 +1412,7 @@
         <w:szCs w:val="14"/>
         <w:rFonts w:ascii="Cambria" w:cs="Cambria" w:eastAsia="Cambria" w:hAnsi="Cambria"/>
       </w:rPr>
-      <w:t xml:space="preserve">Generated August 6, 2026  |  California Community Colleges  |  CPL Initiative</w:t>
+      <w:t xml:space="preserve">Generated August 7, 2026  |  California Community Colleges  |  CPL Initiative</w:t>
     </w:r>
     <w:r>
       <w:rPr>

--- a/reports/projects/4.1.1_Report.docx
+++ b/reports/projects/4.1.1_Report.docx
@@ -64,7 +64,7 @@
           <w:szCs w:val="19"/>
           <w:rFonts w:ascii="Cambria" w:cs="Cambria" w:eastAsia="Cambria" w:hAnsi="Cambria"/>
         </w:rPr>
-        <w:t xml:space="preserve">August 7, 2026</w:t>
+        <w:t xml:space="preserve">August 8, 2026</w:t>
       </w:r>
     </w:p>
     <w:tbl>
@@ -1412,7 +1412,7 @@
         <w:szCs w:val="14"/>
         <w:rFonts w:ascii="Cambria" w:cs="Cambria" w:eastAsia="Cambria" w:hAnsi="Cambria"/>
       </w:rPr>
-      <w:t xml:space="preserve">Generated August 7, 2026  |  California Community Colleges  |  CPL Initiative</w:t>
+      <w:t xml:space="preserve">Generated August 8, 2026  |  California Community Colleges  |  CPL Initiative</w:t>
     </w:r>
     <w:r>
       <w:rPr>

--- a/reports/projects/4.1.1_Report.docx
+++ b/reports/projects/4.1.1_Report.docx
@@ -64,7 +64,7 @@
           <w:szCs w:val="19"/>
           <w:rFonts w:ascii="Cambria" w:cs="Cambria" w:eastAsia="Cambria" w:hAnsi="Cambria"/>
         </w:rPr>
-        <w:t xml:space="preserve">August 8, 2026</w:t>
+        <w:t xml:space="preserve">August 9, 2026</w:t>
       </w:r>
     </w:p>
     <w:tbl>
@@ -1412,7 +1412,7 @@
         <w:szCs w:val="14"/>
         <w:rFonts w:ascii="Cambria" w:cs="Cambria" w:eastAsia="Cambria" w:hAnsi="Cambria"/>
       </w:rPr>
-      <w:t xml:space="preserve">Generated August 8, 2026  |  California Community Colleges  |  CPL Initiative</w:t>
+      <w:t xml:space="preserve">Generated August 9, 2026  |  California Community Colleges  |  CPL Initiative</w:t>
     </w:r>
     <w:r>
       <w:rPr>

--- a/reports/projects/4.1.1_Report.docx
+++ b/reports/projects/4.1.1_Report.docx
@@ -64,7 +64,7 @@
           <w:szCs w:val="19"/>
           <w:rFonts w:ascii="Cambria" w:cs="Cambria" w:eastAsia="Cambria" w:hAnsi="Cambria"/>
         </w:rPr>
-        <w:t xml:space="preserve">August 9, 2026</w:t>
+        <w:t xml:space="preserve">August 10, 2026</w:t>
       </w:r>
     </w:p>
     <w:tbl>
@@ -1412,7 +1412,7 @@
         <w:szCs w:val="14"/>
         <w:rFonts w:ascii="Cambria" w:cs="Cambria" w:eastAsia="Cambria" w:hAnsi="Cambria"/>
       </w:rPr>
-      <w:t xml:space="preserve">Generated August 9, 2026  |  California Community Colleges  |  CPL Initiative</w:t>
+      <w:t xml:space="preserve">Generated August 10, 2026  |  California Community Colleges  |  CPL Initiative</w:t>
     </w:r>
     <w:r>
       <w:rPr>

--- a/reports/projects/4.1.1_Report.docx
+++ b/reports/projects/4.1.1_Report.docx
@@ -64,7 +64,7 @@
           <w:szCs w:val="19"/>
           <w:rFonts w:ascii="Cambria" w:cs="Cambria" w:eastAsia="Cambria" w:hAnsi="Cambria"/>
         </w:rPr>
-        <w:t xml:space="preserve">August 10, 2026</w:t>
+        <w:t xml:space="preserve">August 11, 2026</w:t>
       </w:r>
     </w:p>
     <w:tbl>
@@ -1412,7 +1412,7 @@
         <w:szCs w:val="14"/>
         <w:rFonts w:ascii="Cambria" w:cs="Cambria" w:eastAsia="Cambria" w:hAnsi="Cambria"/>
       </w:rPr>
-      <w:t xml:space="preserve">Generated August 10, 2026  |  California Community Colleges  |  CPL Initiative</w:t>
+      <w:t xml:space="preserve">Generated August 11, 2026  |  California Community Colleges  |  CPL Initiative</w:t>
     </w:r>
     <w:r>
       <w:rPr>

--- a/reports/projects/4.1.1_Report.docx
+++ b/reports/projects/4.1.1_Report.docx
@@ -64,7 +64,7 @@
           <w:szCs w:val="19"/>
           <w:rFonts w:ascii="Cambria" w:cs="Cambria" w:eastAsia="Cambria" w:hAnsi="Cambria"/>
         </w:rPr>
-        <w:t xml:space="preserve">August 11, 2026</w:t>
+        <w:t xml:space="preserve">August 12, 2026</w:t>
       </w:r>
     </w:p>
     <w:tbl>
@@ -1412,7 +1412,7 @@
         <w:szCs w:val="14"/>
         <w:rFonts w:ascii="Cambria" w:cs="Cambria" w:eastAsia="Cambria" w:hAnsi="Cambria"/>
       </w:rPr>
-      <w:t xml:space="preserve">Generated August 11, 2026  |  California Community Colleges  |  CPL Initiative</w:t>
+      <w:t xml:space="preserve">Generated August 12, 2026  |  California Community Colleges  |  CPL Initiative</w:t>
     </w:r>
     <w:r>
       <w:rPr>

--- a/reports/projects/4.1.1_Report.docx
+++ b/reports/projects/4.1.1_Report.docx
@@ -64,7 +64,7 @@
           <w:szCs w:val="19"/>
           <w:rFonts w:ascii="Cambria" w:cs="Cambria" w:eastAsia="Cambria" w:hAnsi="Cambria"/>
         </w:rPr>
-        <w:t xml:space="preserve">August 12, 2026</w:t>
+        <w:t xml:space="preserve">August 13, 2026</w:t>
       </w:r>
     </w:p>
     <w:tbl>
@@ -1412,7 +1412,7 @@
         <w:szCs w:val="14"/>
         <w:rFonts w:ascii="Cambria" w:cs="Cambria" w:eastAsia="Cambria" w:hAnsi="Cambria"/>
       </w:rPr>
-      <w:t xml:space="preserve">Generated August 12, 2026  |  California Community Colleges  |  CPL Initiative</w:t>
+      <w:t xml:space="preserve">Generated August 13, 2026  |  California Community Colleges  |  CPL Initiative</w:t>
     </w:r>
     <w:r>
       <w:rPr>

--- a/reports/projects/4.1.1_Report.docx
+++ b/reports/projects/4.1.1_Report.docx
@@ -64,7 +64,7 @@
           <w:szCs w:val="19"/>
           <w:rFonts w:ascii="Cambria" w:cs="Cambria" w:eastAsia="Cambria" w:hAnsi="Cambria"/>
         </w:rPr>
-        <w:t xml:space="preserve">August 13, 2026</w:t>
+        <w:t xml:space="preserve">August 14, 2026</w:t>
       </w:r>
     </w:p>
     <w:tbl>
@@ -1412,7 +1412,7 @@
         <w:szCs w:val="14"/>
         <w:rFonts w:ascii="Cambria" w:cs="Cambria" w:eastAsia="Cambria" w:hAnsi="Cambria"/>
       </w:rPr>
-      <w:t xml:space="preserve">Generated August 13, 2026  |  California Community Colleges  |  CPL Initiative</w:t>
+      <w:t xml:space="preserve">Generated August 14, 2026  |  California Community Colleges  |  CPL Initiative</w:t>
     </w:r>
     <w:r>
       <w:rPr>

--- a/reports/projects/4.1.1_Report.docx
+++ b/reports/projects/4.1.1_Report.docx
@@ -64,7 +64,7 @@
           <w:szCs w:val="19"/>
           <w:rFonts w:ascii="Cambria" w:cs="Cambria" w:eastAsia="Cambria" w:hAnsi="Cambria"/>
         </w:rPr>
-        <w:t xml:space="preserve">August 14, 2026</w:t>
+        <w:t xml:space="preserve">August 15, 2026</w:t>
       </w:r>
     </w:p>
     <w:tbl>
@@ -1412,7 +1412,7 @@
         <w:szCs w:val="14"/>
         <w:rFonts w:ascii="Cambria" w:cs="Cambria" w:eastAsia="Cambria" w:hAnsi="Cambria"/>
       </w:rPr>
-      <w:t xml:space="preserve">Generated August 14, 2026  |  California Community Colleges  |  CPL Initiative</w:t>
+      <w:t xml:space="preserve">Generated August 15, 2026  |  California Community Colleges  |  CPL Initiative</w:t>
     </w:r>
     <w:r>
       <w:rPr>

--- a/reports/projects/4.1.1_Report.docx
+++ b/reports/projects/4.1.1_Report.docx
@@ -64,7 +64,7 @@
           <w:szCs w:val="19"/>
           <w:rFonts w:ascii="Cambria" w:cs="Cambria" w:eastAsia="Cambria" w:hAnsi="Cambria"/>
         </w:rPr>
-        <w:t xml:space="preserve">August 15, 2026</w:t>
+        <w:t xml:space="preserve">August 16, 2026</w:t>
       </w:r>
     </w:p>
     <w:tbl>
@@ -1412,7 +1412,7 @@
         <w:szCs w:val="14"/>
         <w:rFonts w:ascii="Cambria" w:cs="Cambria" w:eastAsia="Cambria" w:hAnsi="Cambria"/>
       </w:rPr>
-      <w:t xml:space="preserve">Generated August 15, 2026  |  California Community Colleges  |  CPL Initiative</w:t>
+      <w:t xml:space="preserve">Generated August 16, 2026  |  California Community Colleges  |  CPL Initiative</w:t>
     </w:r>
     <w:r>
       <w:rPr>

--- a/reports/projects/4.1.1_Report.docx
+++ b/reports/projects/4.1.1_Report.docx
@@ -64,7 +64,7 @@
           <w:szCs w:val="19"/>
           <w:rFonts w:ascii="Cambria" w:cs="Cambria" w:eastAsia="Cambria" w:hAnsi="Cambria"/>
         </w:rPr>
-        <w:t xml:space="preserve">August 16, 2026</w:t>
+        <w:t xml:space="preserve">August 17, 2026</w:t>
       </w:r>
     </w:p>
     <w:tbl>
@@ -1412,7 +1412,7 @@
         <w:szCs w:val="14"/>
         <w:rFonts w:ascii="Cambria" w:cs="Cambria" w:eastAsia="Cambria" w:hAnsi="Cambria"/>
       </w:rPr>
-      <w:t xml:space="preserve">Generated August 16, 2026  |  California Community Colleges  |  CPL Initiative</w:t>
+      <w:t xml:space="preserve">Generated August 17, 2026  |  California Community Colleges  |  CPL Initiative</w:t>
     </w:r>
     <w:r>
       <w:rPr>

--- a/reports/projects/4.1.1_Report.docx
+++ b/reports/projects/4.1.1_Report.docx
@@ -64,7 +64,7 @@
           <w:szCs w:val="19"/>
           <w:rFonts w:ascii="Cambria" w:cs="Cambria" w:eastAsia="Cambria" w:hAnsi="Cambria"/>
         </w:rPr>
-        <w:t xml:space="preserve">August 17, 2026</w:t>
+        <w:t xml:space="preserve">August 18, 2026</w:t>
       </w:r>
     </w:p>
     <w:tbl>
@@ -1412,7 +1412,7 @@
         <w:szCs w:val="14"/>
         <w:rFonts w:ascii="Cambria" w:cs="Cambria" w:eastAsia="Cambria" w:hAnsi="Cambria"/>
       </w:rPr>
-      <w:t xml:space="preserve">Generated August 17, 2026  |  California Community Colleges  |  CPL Initiative</w:t>
+      <w:t xml:space="preserve">Generated August 18, 2026  |  California Community Colleges  |  CPL Initiative</w:t>
     </w:r>
     <w:r>
       <w:rPr>

--- a/reports/projects/4.1.1_Report.docx
+++ b/reports/projects/4.1.1_Report.docx
@@ -64,7 +64,7 @@
           <w:szCs w:val="19"/>
           <w:rFonts w:ascii="Cambria" w:cs="Cambria" w:eastAsia="Cambria" w:hAnsi="Cambria"/>
         </w:rPr>
-        <w:t xml:space="preserve">August 18, 2026</w:t>
+        <w:t xml:space="preserve">August 19, 2026</w:t>
       </w:r>
     </w:p>
     <w:tbl>
@@ -1412,7 +1412,7 @@
         <w:szCs w:val="14"/>
         <w:rFonts w:ascii="Cambria" w:cs="Cambria" w:eastAsia="Cambria" w:hAnsi="Cambria"/>
       </w:rPr>
-      <w:t xml:space="preserve">Generated August 18, 2026  |  California Community Colleges  |  CPL Initiative</w:t>
+      <w:t xml:space="preserve">Generated August 19, 2026  |  California Community Colleges  |  CPL Initiative</w:t>
     </w:r>
     <w:r>
       <w:rPr>

--- a/reports/projects/4.1.1_Report.docx
+++ b/reports/projects/4.1.1_Report.docx
@@ -64,7 +64,7 @@
           <w:szCs w:val="19"/>
           <w:rFonts w:ascii="Cambria" w:cs="Cambria" w:eastAsia="Cambria" w:hAnsi="Cambria"/>
         </w:rPr>
-        <w:t xml:space="preserve">August 19, 2026</w:t>
+        <w:t xml:space="preserve">August 20, 2026</w:t>
       </w:r>
     </w:p>
     <w:tbl>
@@ -1412,7 +1412,7 @@
         <w:szCs w:val="14"/>
         <w:rFonts w:ascii="Cambria" w:cs="Cambria" w:eastAsia="Cambria" w:hAnsi="Cambria"/>
       </w:rPr>
-      <w:t xml:space="preserve">Generated August 19, 2026  |  California Community Colleges  |  CPL Initiative</w:t>
+      <w:t xml:space="preserve">Generated August 20, 2026  |  California Community Colleges  |  CPL Initiative</w:t>
     </w:r>
     <w:r>
       <w:rPr>

--- a/reports/projects/4.1.1_Report.docx
+++ b/reports/projects/4.1.1_Report.docx
@@ -64,7 +64,7 @@
           <w:szCs w:val="19"/>
           <w:rFonts w:ascii="Cambria" w:cs="Cambria" w:eastAsia="Cambria" w:hAnsi="Cambria"/>
         </w:rPr>
-        <w:t xml:space="preserve">August 20, 2026</w:t>
+        <w:t xml:space="preserve">August 21, 2026</w:t>
       </w:r>
     </w:p>
     <w:tbl>
@@ -1412,7 +1412,7 @@
         <w:szCs w:val="14"/>
         <w:rFonts w:ascii="Cambria" w:cs="Cambria" w:eastAsia="Cambria" w:hAnsi="Cambria"/>
       </w:rPr>
-      <w:t xml:space="preserve">Generated August 20, 2026  |  California Community Colleges  |  CPL Initiative</w:t>
+      <w:t xml:space="preserve">Generated August 21, 2026  |  California Community Colleges  |  CPL Initiative</w:t>
     </w:r>
     <w:r>
       <w:rPr>

--- a/reports/projects/4.1.1_Report.docx
+++ b/reports/projects/4.1.1_Report.docx
@@ -64,7 +64,7 @@
           <w:szCs w:val="19"/>
           <w:rFonts w:ascii="Cambria" w:cs="Cambria" w:eastAsia="Cambria" w:hAnsi="Cambria"/>
         </w:rPr>
-        <w:t xml:space="preserve">August 21, 2026</w:t>
+        <w:t xml:space="preserve">August 22, 2026</w:t>
       </w:r>
     </w:p>
     <w:tbl>
@@ -1412,7 +1412,7 @@
         <w:szCs w:val="14"/>
         <w:rFonts w:ascii="Cambria" w:cs="Cambria" w:eastAsia="Cambria" w:hAnsi="Cambria"/>
       </w:rPr>
-      <w:t xml:space="preserve">Generated August 21, 2026  |  California Community Colleges  |  CPL Initiative</w:t>
+      <w:t xml:space="preserve">Generated August 22, 2026  |  California Community Colleges  |  CPL Initiative</w:t>
     </w:r>
     <w:r>
       <w:rPr>

--- a/reports/projects/4.1.1_Report.docx
+++ b/reports/projects/4.1.1_Report.docx
@@ -64,7 +64,7 @@
           <w:szCs w:val="19"/>
           <w:rFonts w:ascii="Cambria" w:cs="Cambria" w:eastAsia="Cambria" w:hAnsi="Cambria"/>
         </w:rPr>
-        <w:t xml:space="preserve">August 22, 2026</w:t>
+        <w:t xml:space="preserve">August 23, 2026</w:t>
       </w:r>
     </w:p>
     <w:tbl>
@@ -1412,7 +1412,7 @@
         <w:szCs w:val="14"/>
         <w:rFonts w:ascii="Cambria" w:cs="Cambria" w:eastAsia="Cambria" w:hAnsi="Cambria"/>
       </w:rPr>
-      <w:t xml:space="preserve">Generated August 22, 2026  |  California Community Colleges  |  CPL Initiative</w:t>
+      <w:t xml:space="preserve">Generated August 23, 2026  |  California Community Colleges  |  CPL Initiative</w:t>
     </w:r>
     <w:r>
       <w:rPr>

--- a/reports/projects/4.1.1_Report.docx
+++ b/reports/projects/4.1.1_Report.docx
@@ -64,7 +64,7 @@
           <w:szCs w:val="19"/>
           <w:rFonts w:ascii="Cambria" w:cs="Cambria" w:eastAsia="Cambria" w:hAnsi="Cambria"/>
         </w:rPr>
-        <w:t xml:space="preserve">August 23, 2026</w:t>
+        <w:t xml:space="preserve">August 24, 2026</w:t>
       </w:r>
     </w:p>
     <w:tbl>
@@ -1412,7 +1412,7 @@
         <w:szCs w:val="14"/>
         <w:rFonts w:ascii="Cambria" w:cs="Cambria" w:eastAsia="Cambria" w:hAnsi="Cambria"/>
       </w:rPr>
-      <w:t xml:space="preserve">Generated August 23, 2026  |  California Community Colleges  |  CPL Initiative</w:t>
+      <w:t xml:space="preserve">Generated August 24, 2026  |  California Community Colleges  |  CPL Initiative</w:t>
     </w:r>
     <w:r>
       <w:rPr>

--- a/reports/projects/4.1.1_Report.docx
+++ b/reports/projects/4.1.1_Report.docx
@@ -64,7 +64,7 @@
           <w:szCs w:val="19"/>
           <w:rFonts w:ascii="Cambria" w:cs="Cambria" w:eastAsia="Cambria" w:hAnsi="Cambria"/>
         </w:rPr>
-        <w:t xml:space="preserve">August 24, 2026</w:t>
+        <w:t xml:space="preserve">August 25, 2026</w:t>
       </w:r>
     </w:p>
     <w:tbl>
@@ -1412,7 +1412,7 @@
         <w:szCs w:val="14"/>
         <w:rFonts w:ascii="Cambria" w:cs="Cambria" w:eastAsia="Cambria" w:hAnsi="Cambria"/>
       </w:rPr>
-      <w:t xml:space="preserve">Generated August 24, 2026  |  California Community Colleges  |  CPL Initiative</w:t>
+      <w:t xml:space="preserve">Generated August 25, 2026  |  California Community Colleges  |  CPL Initiative</w:t>
     </w:r>
     <w:r>
       <w:rPr>

--- a/reports/projects/4.1.1_Report.docx
+++ b/reports/projects/4.1.1_Report.docx
@@ -64,7 +64,7 @@
           <w:szCs w:val="19"/>
           <w:rFonts w:ascii="Cambria" w:cs="Cambria" w:eastAsia="Cambria" w:hAnsi="Cambria"/>
         </w:rPr>
-        <w:t xml:space="preserve">August 25, 2026</w:t>
+        <w:t xml:space="preserve">August 26, 2026</w:t>
       </w:r>
     </w:p>
     <w:tbl>
@@ -1412,7 +1412,7 @@
         <w:szCs w:val="14"/>
         <w:rFonts w:ascii="Cambria" w:cs="Cambria" w:eastAsia="Cambria" w:hAnsi="Cambria"/>
       </w:rPr>
-      <w:t xml:space="preserve">Generated August 25, 2026  |  California Community Colleges  |  CPL Initiative</w:t>
+      <w:t xml:space="preserve">Generated August 26, 2026  |  California Community Colleges  |  CPL Initiative</w:t>
     </w:r>
     <w:r>
       <w:rPr>

--- a/reports/projects/4.1.1_Report.docx
+++ b/reports/projects/4.1.1_Report.docx
@@ -64,7 +64,7 @@
           <w:szCs w:val="19"/>
           <w:rFonts w:ascii="Cambria" w:cs="Cambria" w:eastAsia="Cambria" w:hAnsi="Cambria"/>
         </w:rPr>
-        <w:t xml:space="preserve">August 26, 2026</w:t>
+        <w:t xml:space="preserve">August 27, 2026</w:t>
       </w:r>
     </w:p>
     <w:tbl>
@@ -1412,7 +1412,7 @@
         <w:szCs w:val="14"/>
         <w:rFonts w:ascii="Cambria" w:cs="Cambria" w:eastAsia="Cambria" w:hAnsi="Cambria"/>
       </w:rPr>
-      <w:t xml:space="preserve">Generated August 26, 2026  |  California Community Colleges  |  CPL Initiative</w:t>
+      <w:t xml:space="preserve">Generated August 27, 2026  |  California Community Colleges  |  CPL Initiative</w:t>
     </w:r>
     <w:r>
       <w:rPr>

--- a/reports/projects/4.1.1_Report.docx
+++ b/reports/projects/4.1.1_Report.docx
@@ -64,7 +64,7 @@
           <w:szCs w:val="19"/>
           <w:rFonts w:ascii="Cambria" w:cs="Cambria" w:eastAsia="Cambria" w:hAnsi="Cambria"/>
         </w:rPr>
-        <w:t xml:space="preserve">August 27, 2026</w:t>
+        <w:t xml:space="preserve">August 28, 2026</w:t>
       </w:r>
     </w:p>
     <w:tbl>
@@ -1412,7 +1412,7 @@
         <w:szCs w:val="14"/>
         <w:rFonts w:ascii="Cambria" w:cs="Cambria" w:eastAsia="Cambria" w:hAnsi="Cambria"/>
       </w:rPr>
-      <w:t xml:space="preserve">Generated August 27, 2026  |  California Community Colleges  |  CPL Initiative</w:t>
+      <w:t xml:space="preserve">Generated August 28, 2026  |  California Community Colleges  |  CPL Initiative</w:t>
     </w:r>
     <w:r>
       <w:rPr>

--- a/reports/projects/4.1.1_Report.docx
+++ b/reports/projects/4.1.1_Report.docx
@@ -64,7 +64,7 @@
           <w:szCs w:val="19"/>
           <w:rFonts w:ascii="Cambria" w:cs="Cambria" w:eastAsia="Cambria" w:hAnsi="Cambria"/>
         </w:rPr>
-        <w:t xml:space="preserve">August 28, 2026</w:t>
+        <w:t xml:space="preserve">August 29, 2026</w:t>
       </w:r>
     </w:p>
     <w:tbl>
@@ -1412,7 +1412,7 @@
         <w:szCs w:val="14"/>
         <w:rFonts w:ascii="Cambria" w:cs="Cambria" w:eastAsia="Cambria" w:hAnsi="Cambria"/>
       </w:rPr>
-      <w:t xml:space="preserve">Generated August 28, 2026  |  California Community Colleges  |  CPL Initiative</w:t>
+      <w:t xml:space="preserve">Generated August 29, 2026  |  California Community Colleges  |  CPL Initiative</w:t>
     </w:r>
     <w:r>
       <w:rPr>

--- a/reports/projects/4.1.1_Report.docx
+++ b/reports/projects/4.1.1_Report.docx
@@ -64,7 +64,7 @@
           <w:szCs w:val="19"/>
           <w:rFonts w:ascii="Cambria" w:cs="Cambria" w:eastAsia="Cambria" w:hAnsi="Cambria"/>
         </w:rPr>
-        <w:t xml:space="preserve">August 29, 2026</w:t>
+        <w:t xml:space="preserve">August 30, 2026</w:t>
       </w:r>
     </w:p>
     <w:tbl>
@@ -1412,7 +1412,7 @@
         <w:szCs w:val="14"/>
         <w:rFonts w:ascii="Cambria" w:cs="Cambria" w:eastAsia="Cambria" w:hAnsi="Cambria"/>
       </w:rPr>
-      <w:t xml:space="preserve">Generated August 29, 2026  |  California Community Colleges  |  CPL Initiative</w:t>
+      <w:t xml:space="preserve">Generated August 30, 2026  |  California Community Colleges  |  CPL Initiative</w:t>
     </w:r>
     <w:r>
       <w:rPr>

--- a/reports/projects/4.1.1_Report.docx
+++ b/reports/projects/4.1.1_Report.docx
@@ -64,7 +64,7 @@
           <w:szCs w:val="19"/>
           <w:rFonts w:ascii="Cambria" w:cs="Cambria" w:eastAsia="Cambria" w:hAnsi="Cambria"/>
         </w:rPr>
-        <w:t xml:space="preserve">August 30, 2026</w:t>
+        <w:t xml:space="preserve">August 31, 2026</w:t>
       </w:r>
     </w:p>
     <w:tbl>
@@ -1412,7 +1412,7 @@
         <w:szCs w:val="14"/>
         <w:rFonts w:ascii="Cambria" w:cs="Cambria" w:eastAsia="Cambria" w:hAnsi="Cambria"/>
       </w:rPr>
-      <w:t xml:space="preserve">Generated August 30, 2026  |  California Community Colleges  |  CPL Initiative</w:t>
+      <w:t xml:space="preserve">Generated August 31, 2026  |  California Community Colleges  |  CPL Initiative</w:t>
     </w:r>
     <w:r>
       <w:rPr>

--- a/reports/projects/4.1.1_Report.docx
+++ b/reports/projects/4.1.1_Report.docx
@@ -64,7 +64,7 @@
           <w:szCs w:val="19"/>
           <w:rFonts w:ascii="Cambria" w:cs="Cambria" w:eastAsia="Cambria" w:hAnsi="Cambria"/>
         </w:rPr>
-        <w:t xml:space="preserve">August 31, 2026</w:t>
+        <w:t xml:space="preserve">September 1, 2026</w:t>
       </w:r>
     </w:p>
     <w:tbl>
@@ -1412,7 +1412,7 @@
         <w:szCs w:val="14"/>
         <w:rFonts w:ascii="Cambria" w:cs="Cambria" w:eastAsia="Cambria" w:hAnsi="Cambria"/>
       </w:rPr>
-      <w:t xml:space="preserve">Generated August 31, 2026  |  California Community Colleges  |  CPL Initiative</w:t>
+      <w:t xml:space="preserve">Generated September 1, 2026  |  California Community Colleges  |  CPL Initiative</w:t>
     </w:r>
     <w:r>
       <w:rPr>

--- a/reports/projects/4.1.1_Report.docx
+++ b/reports/projects/4.1.1_Report.docx
@@ -64,7 +64,7 @@
           <w:szCs w:val="19"/>
           <w:rFonts w:ascii="Cambria" w:cs="Cambria" w:eastAsia="Cambria" w:hAnsi="Cambria"/>
         </w:rPr>
-        <w:t xml:space="preserve">September 1, 2026</w:t>
+        <w:t xml:space="preserve">September 2, 2026</w:t>
       </w:r>
     </w:p>
     <w:tbl>
@@ -1412,7 +1412,7 @@
         <w:szCs w:val="14"/>
         <w:rFonts w:ascii="Cambria" w:cs="Cambria" w:eastAsia="Cambria" w:hAnsi="Cambria"/>
       </w:rPr>
-      <w:t xml:space="preserve">Generated September 1, 2026  |  California Community Colleges  |  CPL Initiative</w:t>
+      <w:t xml:space="preserve">Generated September 2, 2026  |  California Community Colleges  |  CPL Initiative</w:t>
     </w:r>
     <w:r>
       <w:rPr>

--- a/reports/projects/4.1.1_Report.docx
+++ b/reports/projects/4.1.1_Report.docx
@@ -64,7 +64,7 @@
           <w:szCs w:val="19"/>
           <w:rFonts w:ascii="Cambria" w:cs="Cambria" w:eastAsia="Cambria" w:hAnsi="Cambria"/>
         </w:rPr>
-        <w:t xml:space="preserve">September 2, 2026</w:t>
+        <w:t xml:space="preserve">September 3, 2026</w:t>
       </w:r>
     </w:p>
     <w:tbl>
@@ -1412,7 +1412,7 @@
         <w:szCs w:val="14"/>
         <w:rFonts w:ascii="Cambria" w:cs="Cambria" w:eastAsia="Cambria" w:hAnsi="Cambria"/>
       </w:rPr>
-      <w:t xml:space="preserve">Generated September 2, 2026  |  California Community Colleges  |  CPL Initiative</w:t>
+      <w:t xml:space="preserve">Generated September 3, 2026  |  California Community Colleges  |  CPL Initiative</w:t>
     </w:r>
     <w:r>
       <w:rPr>

--- a/reports/projects/4.1.1_Report.docx
+++ b/reports/projects/4.1.1_Report.docx
@@ -64,7 +64,7 @@
           <w:szCs w:val="19"/>
           <w:rFonts w:ascii="Cambria" w:cs="Cambria" w:eastAsia="Cambria" w:hAnsi="Cambria"/>
         </w:rPr>
-        <w:t xml:space="preserve">September 3, 2026</w:t>
+        <w:t xml:space="preserve">September 4, 2026</w:t>
       </w:r>
     </w:p>
     <w:tbl>
@@ -1412,7 +1412,7 @@
         <w:szCs w:val="14"/>
         <w:rFonts w:ascii="Cambria" w:cs="Cambria" w:eastAsia="Cambria" w:hAnsi="Cambria"/>
       </w:rPr>
-      <w:t xml:space="preserve">Generated September 3, 2026  |  California Community Colleges  |  CPL Initiative</w:t>
+      <w:t xml:space="preserve">Generated September 4, 2026  |  California Community Colleges  |  CPL Initiative</w:t>
     </w:r>
     <w:r>
       <w:rPr>

--- a/reports/projects/4.1.1_Report.docx
+++ b/reports/projects/4.1.1_Report.docx
@@ -64,7 +64,7 @@
           <w:szCs w:val="19"/>
           <w:rFonts w:ascii="Cambria" w:cs="Cambria" w:eastAsia="Cambria" w:hAnsi="Cambria"/>
         </w:rPr>
-        <w:t xml:space="preserve">September 4, 2026</w:t>
+        <w:t xml:space="preserve">September 5, 2026</w:t>
       </w:r>
     </w:p>
     <w:tbl>
@@ -1412,7 +1412,7 @@
         <w:szCs w:val="14"/>
         <w:rFonts w:ascii="Cambria" w:cs="Cambria" w:eastAsia="Cambria" w:hAnsi="Cambria"/>
       </w:rPr>
-      <w:t xml:space="preserve">Generated September 4, 2026  |  California Community Colleges  |  CPL Initiative</w:t>
+      <w:t xml:space="preserve">Generated September 5, 2026  |  California Community Colleges  |  CPL Initiative</w:t>
     </w:r>
     <w:r>
       <w:rPr>

--- a/reports/projects/4.1.1_Report.docx
+++ b/reports/projects/4.1.1_Report.docx
@@ -64,7 +64,7 @@
           <w:szCs w:val="19"/>
           <w:rFonts w:ascii="Cambria" w:cs="Cambria" w:eastAsia="Cambria" w:hAnsi="Cambria"/>
         </w:rPr>
-        <w:t xml:space="preserve">September 5, 2026</w:t>
+        <w:t xml:space="preserve">September 6, 2026</w:t>
       </w:r>
     </w:p>
     <w:tbl>
@@ -1412,7 +1412,7 @@
         <w:szCs w:val="14"/>
         <w:rFonts w:ascii="Cambria" w:cs="Cambria" w:eastAsia="Cambria" w:hAnsi="Cambria"/>
       </w:rPr>
-      <w:t xml:space="preserve">Generated September 5, 2026  |  California Community Colleges  |  CPL Initiative</w:t>
+      <w:t xml:space="preserve">Generated September 6, 2026  |  California Community Colleges  |  CPL Initiative</w:t>
     </w:r>
     <w:r>
       <w:rPr>

--- a/reports/projects/4.1.1_Report.docx
+++ b/reports/projects/4.1.1_Report.docx
@@ -64,7 +64,7 @@
           <w:szCs w:val="19"/>
           <w:rFonts w:ascii="Cambria" w:cs="Cambria" w:eastAsia="Cambria" w:hAnsi="Cambria"/>
         </w:rPr>
-        <w:t xml:space="preserve">September 6, 2026</w:t>
+        <w:t xml:space="preserve">September 7, 2026</w:t>
       </w:r>
     </w:p>
     <w:tbl>
@@ -1412,7 +1412,7 @@
         <w:szCs w:val="14"/>
         <w:rFonts w:ascii="Cambria" w:cs="Cambria" w:eastAsia="Cambria" w:hAnsi="Cambria"/>
       </w:rPr>
-      <w:t xml:space="preserve">Generated September 6, 2026  |  California Community Colleges  |  CPL Initiative</w:t>
+      <w:t xml:space="preserve">Generated September 7, 2026  |  California Community Colleges  |  CPL Initiative</w:t>
     </w:r>
     <w:r>
       <w:rPr>

--- a/reports/projects/4.1.1_Report.docx
+++ b/reports/projects/4.1.1_Report.docx
@@ -64,7 +64,7 @@
           <w:szCs w:val="19"/>
           <w:rFonts w:ascii="Cambria" w:cs="Cambria" w:eastAsia="Cambria" w:hAnsi="Cambria"/>
         </w:rPr>
-        <w:t xml:space="preserve">September 7, 2026</w:t>
+        <w:t xml:space="preserve">September 8, 2026</w:t>
       </w:r>
     </w:p>
     <w:tbl>
@@ -1412,7 +1412,7 @@
         <w:szCs w:val="14"/>
         <w:rFonts w:ascii="Cambria" w:cs="Cambria" w:eastAsia="Cambria" w:hAnsi="Cambria"/>
       </w:rPr>
-      <w:t xml:space="preserve">Generated September 7, 2026  |  California Community Colleges  |  CPL Initiative</w:t>
+      <w:t xml:space="preserve">Generated September 8, 2026  |  California Community Colleges  |  CPL Initiative</w:t>
     </w:r>
     <w:r>
       <w:rPr>

--- a/reports/projects/4.1.1_Report.docx
+++ b/reports/projects/4.1.1_Report.docx
@@ -64,7 +64,7 @@
           <w:szCs w:val="19"/>
           <w:rFonts w:ascii="Cambria" w:cs="Cambria" w:eastAsia="Cambria" w:hAnsi="Cambria"/>
         </w:rPr>
-        <w:t xml:space="preserve">September 8, 2026</w:t>
+        <w:t xml:space="preserve">September 10, 2026</w:t>
       </w:r>
     </w:p>
     <w:tbl>
@@ -1412,7 +1412,7 @@
         <w:szCs w:val="14"/>
         <w:rFonts w:ascii="Cambria" w:cs="Cambria" w:eastAsia="Cambria" w:hAnsi="Cambria"/>
       </w:rPr>
-      <w:t xml:space="preserve">Generated September 8, 2026  |  California Community Colleges  |  CPL Initiative</w:t>
+      <w:t xml:space="preserve">Generated September 10, 2026  |  California Community Colleges  |  CPL Initiative</w:t>
     </w:r>
     <w:r>
       <w:rPr>

--- a/reports/projects/4.1.1_Report.docx
+++ b/reports/projects/4.1.1_Report.docx
@@ -64,7 +64,7 @@
           <w:szCs w:val="19"/>
           <w:rFonts w:ascii="Cambria" w:cs="Cambria" w:eastAsia="Cambria" w:hAnsi="Cambria"/>
         </w:rPr>
-        <w:t xml:space="preserve">September 10, 2026</w:t>
+        <w:t xml:space="preserve">September 11, 2026</w:t>
       </w:r>
     </w:p>
     <w:tbl>
@@ -1412,7 +1412,7 @@
         <w:szCs w:val="14"/>
         <w:rFonts w:ascii="Cambria" w:cs="Cambria" w:eastAsia="Cambria" w:hAnsi="Cambria"/>
       </w:rPr>
-      <w:t xml:space="preserve">Generated September 10, 2026  |  California Community Colleges  |  CPL Initiative</w:t>
+      <w:t xml:space="preserve">Generated September 11, 2026  |  California Community Colleges  |  CPL Initiative</w:t>
     </w:r>
     <w:r>
       <w:rPr>

--- a/reports/projects/4.1.1_Report.docx
+++ b/reports/projects/4.1.1_Report.docx
@@ -64,7 +64,7 @@
           <w:szCs w:val="19"/>
           <w:rFonts w:ascii="Cambria" w:cs="Cambria" w:eastAsia="Cambria" w:hAnsi="Cambria"/>
         </w:rPr>
-        <w:t xml:space="preserve">September 11, 2026</w:t>
+        <w:t xml:space="preserve">September 12, 2026</w:t>
       </w:r>
     </w:p>
     <w:tbl>
@@ -1412,7 +1412,7 @@
         <w:szCs w:val="14"/>
         <w:rFonts w:ascii="Cambria" w:cs="Cambria" w:eastAsia="Cambria" w:hAnsi="Cambria"/>
       </w:rPr>
-      <w:t xml:space="preserve">Generated September 11, 2026  |  California Community Colleges  |  CPL Initiative</w:t>
+      <w:t xml:space="preserve">Generated September 12, 2026  |  California Community Colleges  |  CPL Initiative</w:t>
     </w:r>
     <w:r>
       <w:rPr>
